--- a/docs/day6/Day6_AI_Agent(Student).docx
+++ b/docs/day6/Day6_AI_Agent(Student).docx
@@ -375,15 +375,15 @@
                 <w:sz w:val="20"/>
                 <w:szCs w:val="20"/>
               </w:rPr>
-              <w:t>미션 4는 실습</w:t>
-            </w:r>
-            <w:r>
-              <w:rPr>
-                <w:rFonts w:ascii="맑은 고딕" w:hAnsi="맑은 고딕" w:eastAsia="맑은 고딕" w:cs="맑은 고딕"/>
-                <w:sz w:val="20"/>
-                <w:szCs w:val="20"/>
-              </w:rPr>
-              <w:t>: 자율형 Agent(계획 → 실행 → 점검)를 그래프의 순환으로 만들어 봅니다.</w:t>
+              <w:t>미션 4는 선택 실습</w:t>
+            </w:r>
+            <w:r>
+              <w:rPr>
+                <w:rFonts w:ascii="맑은 고딕" w:hAnsi="맑은 고딕" w:eastAsia="맑은 고딕" w:cs="맑은 고딕"/>
+                <w:sz w:val="20"/>
+                <w:szCs w:val="20"/>
+              </w:rPr>
+              <w:t>: 미션 1~3이 필수이고, 시간이 남는 팀은 자율형 Agent(계획 → 실행 → 점검)를 그래프의 순환으로 만들어 봅니다. 미션 4를 하지 않아도 Day 7을 진행할 수 있습니다.</w:t>
             </w:r>
           </w:p>
           <w:p>
@@ -494,7 +494,24 @@
           <w:sz w:val="21"/>
           <w:szCs w:val="21"/>
         </w:rPr>
-        <w:t>에서 작업합니다. SpringBoot와 React는 수정하지 않습니다. 수업 시작 전에 아래 항목을 확인하세요.</w:t>
+        <w:t xml:space="preserve">에서 작업합니다. SpringBoot와 React는 수정하지 않습니다. (단, </w:t>
+      </w:r>
+      <w:r>
+        <w:rPr>
+          <w:rFonts w:ascii="맑은 고딕" w:hAnsi="맑은 고딕" w:eastAsia="맑은 고딕" w:cs="맑은 고딕"/>
+          <w:b/>
+          <w:sz w:val="21"/>
+          <w:szCs w:val="21"/>
+        </w:rPr>
+        <w:t>선택 미션 4</w:t>
+      </w:r>
+      <w:r>
+        <w:rPr>
+          <w:rFonts w:ascii="맑은 고딕" w:hAnsi="맑은 고딕" w:eastAsia="맑은 고딕" w:cs="맑은 고딕"/>
+          <w:sz w:val="21"/>
+          <w:szCs w:val="21"/>
+        </w:rPr>
+        <w:t>에서만 SpringBoot에 읽기 전용 API 하나를 더합니다.) 수업 시작 전에 아래 항목을 확인하세요.</w:t>
       </w:r>
     </w:p>
     <w:p>
@@ -838,6 +855,50 @@
         <w:t>FastAPI는 VS Code에서 AI 도구를 사용할 수 있다</w:t>
       </w:r>
     </w:p>
+    <w:p>
+      <w:pPr>
+        <w:spacing w:before="0" w:after="40" w:line="312" w:lineRule="auto"/>
+        <w:ind w:left="360" w:hanging="260"/>
+        <w:rPr>
+          <w:rFonts w:ascii="맑은 고딕" w:hAnsi="맑은 고딕" w:eastAsia="맑은 고딕" w:cs="맑은 고딕"/>
+          <w:sz w:val="21"/>
+          <w:szCs w:val="21"/>
+        </w:rPr>
+      </w:pPr>
+      <w:r>
+        <w:rPr>
+          <w:rFonts w:ascii="맑은 고딕" w:hAnsi="맑은 고딕" w:eastAsia="맑은 고딕" w:cs="맑은 고딕"/>
+          <w:sz w:val="21"/>
+          <w:szCs w:val="21"/>
+        </w:rPr>
+        <w:t xml:space="preserve">☐  </w:t>
+      </w:r>
+      <w:r>
+        <w:rPr>
+          <w:rFonts w:ascii="맑은 고딕" w:hAnsi="맑은 고딕" w:eastAsia="맑은 고딕" w:cs="맑은 고딕"/>
+          <w:sz w:val="21"/>
+          <w:szCs w:val="21"/>
+        </w:rPr>
+        <w:t xml:space="preserve">(선택 미션 4를 한다면) </w:t>
+      </w:r>
+      <w:r>
+        <w:rPr>
+          <w:rFonts w:ascii="맑은 고딕" w:hAnsi="맑은 고딕" w:eastAsia="맑은 고딕" w:cs="맑은 고딕"/>
+          <w:b/>
+          <w:sz w:val="21"/>
+          <w:szCs w:val="21"/>
+        </w:rPr>
+        <w:t>SpringBoot</w:t>
+      </w:r>
+      <w:r>
+        <w:rPr>
+          <w:rFonts w:ascii="맑은 고딕" w:hAnsi="맑은 고딕" w:eastAsia="맑은 고딕" w:cs="맑은 고딕"/>
+          <w:sz w:val="21"/>
+          <w:szCs w:val="21"/>
+        </w:rPr>
+        <w:t>(8000)가 실행되고 로그인할 수 있다 — IntelliJ에서 AI 도구를 사용할 수 있다</w:t>
+      </w:r>
+    </w:p>
     <w:tbl>
       <w:tblPr>
         <w:jc w:val="center"/>
@@ -1031,7 +1092,7 @@
                 <w:sz w:val="20"/>
                 <w:szCs w:val="20"/>
               </w:rPr>
-              <w:t>입니다. 새로 만드는 것은 흐름(노드와 엣지)과 미션 4의 순환뿐입니다.</w:t>
+              <w:t>입니다. 새로 만드는 것은 흐름(노드와 엣지)과, 선택 미션 4의 순환(그리고 Spring의 보유 종목 API 하나)뿐입니다.</w:t>
             </w:r>
           </w:p>
         </w:tc>
@@ -1266,7 +1327,7 @@
           <w:sz w:val="21"/>
           <w:szCs w:val="21"/>
         </w:rPr>
-        <w:t>계획 → 실행 → 점검을 되돌아가는 순환으로 만들어 자율형 Agent의 구조를 설명할 수 있다.</w:t>
+        <w:t>(선택) 계획 → 실행 → 점검을 되돌아가는 순환으로 만들어 자율형 Agent의 구조를 설명할 수 있다.</w:t>
       </w:r>
     </w:p>
     <w:tbl>
@@ -1559,7 +1620,7 @@
                 <w:sz w:val="20"/>
                 <w:szCs w:val="20"/>
               </w:rPr>
-              <w:t xml:space="preserve">"자율형 Agent는 마음대로 움직이는 것이 아니라, </w:t>
+              <w:t xml:space="preserve">(선택 미션 4) "자율형 Agent는 마음대로 움직이는 것이 아니라, </w:t>
             </w:r>
             <w:r>
               <w:rPr>
@@ -2319,7 +2380,7 @@
                 <w:sz w:val="19"/>
                 <w:szCs w:val="19"/>
               </w:rPr>
-              <w:t>미션 4 (실습) — 계획하고 점검하는 순환</w:t>
+              <w:t>미션 4 (선택 실습) — 계획하고 점검하는 순환</w:t>
             </w:r>
           </w:p>
         </w:tc>
@@ -2348,6 +2409,14 @@
                 <w:szCs w:val="19"/>
               </w:rPr>
             </w:pPr>
+            <w:r>
+              <w:rPr>
+                <w:rFonts w:ascii="맑은 고딕" w:hAnsi="맑은 고딕" w:eastAsia="맑은 고딕" w:cs="맑은 고딕"/>
+                <w:sz w:val="19"/>
+                <w:szCs w:val="19"/>
+              </w:rPr>
+              <w:t xml:space="preserve">Spring 보유 종목 API 1개 + </w:t>
+            </w:r>
             <w:r>
               <w:rPr>
                 <w:rFonts w:ascii="맑은 고딕" w:hAnsi="맑은 고딕" w:eastAsia="맑은 고딕" w:cs="맑은 고딕"/>
@@ -10638,8 +10707,152 @@
           <w:sz w:val="32"/>
           <w:szCs w:val="32"/>
         </w:rPr>
-        <w:t>7. 미션 4 (실습) — 계획하고 점검하는 순환</w:t>
+        <w:t>7. 미션 4 (선택 실습) — 계획하고 점검하는 순환</w:t>
       </w:r>
+    </w:p>
+    <w:tbl>
+      <w:tblPr>
+        <w:jc w:val="center"/>
+        <w:tblW w:w="9026" w:type="dxa"/>
+        <w:tblLayout w:type="fixed"/>
+      </w:tblPr>
+      <w:tblGrid>
+        <w:gridCol w:w="9026"/>
+      </w:tblGrid>
+      <w:tr>
+        <w:trPr>
+          <w:cantSplit/>
+        </w:trPr>
+        <w:tc>
+          <w:tcPr>
+            <w:tcW w:w="9026" w:type="dxa"/>
+            <w:tcBorders>
+              <w:top w:val="single" w:sz="4" w:space="0" w:color="BFBFBF"/>
+              <w:left w:val="single" w:sz="4" w:space="0" w:color="BFBFBF"/>
+              <w:bottom w:val="single" w:sz="4" w:space="0" w:color="BFBFBF"/>
+              <w:right w:val="single" w:sz="4" w:space="0" w:color="BFBFBF"/>
+            </w:tcBorders>
+            <w:shd w:val="clear" w:color="auto" w:fill="F2F2F2"/>
+            <w:tcMar>
+              <w:top w:w="140" w:type="dxa"/>
+              <w:left w:w="160" w:type="dxa"/>
+              <w:bottom w:w="140" w:type="dxa"/>
+              <w:right w:w="160" w:type="dxa"/>
+            </w:tcMar>
+          </w:tcPr>
+          <w:p>
+            <w:pPr>
+              <w:keepNext/>
+              <w:spacing w:before="0" w:after="60" w:line="312" w:lineRule="auto"/>
+              <w:rPr>
+                <w:rFonts w:ascii="맑은 고딕" w:hAnsi="맑은 고딕" w:eastAsia="맑은 고딕" w:cs="맑은 고딕"/>
+                <w:sz w:val="21"/>
+                <w:szCs w:val="21"/>
+              </w:rPr>
+            </w:pPr>
+            <w:r>
+              <w:rPr>
+                <w:rFonts w:ascii="맑은 고딕" w:hAnsi="맑은 고딕" w:eastAsia="맑은 고딕" w:cs="맑은 고딕"/>
+                <w:b/>
+                <w:color w:val="1F3864"/>
+                <w:sz w:val="21"/>
+                <w:szCs w:val="21"/>
+              </w:rPr>
+              <w:t>선택 실습 안내</w:t>
+            </w:r>
+          </w:p>
+          <w:p>
+            <w:pPr>
+              <w:spacing w:before="0" w:after="40" w:line="312" w:lineRule="auto"/>
+              <w:rPr>
+                <w:rFonts w:ascii="맑은 고딕" w:hAnsi="맑은 고딕" w:eastAsia="맑은 고딕" w:cs="맑은 고딕"/>
+                <w:sz w:val="20"/>
+                <w:szCs w:val="20"/>
+              </w:rPr>
+            </w:pPr>
+            <w:r>
+              <w:rPr>
+                <w:rFonts w:ascii="맑은 고딕" w:hAnsi="맑은 고딕" w:eastAsia="맑은 고딕" w:cs="맑은 고딕"/>
+                <w:sz w:val="20"/>
+                <w:szCs w:val="20"/>
+              </w:rPr>
+              <w:t xml:space="preserve">미션 1~3을 마친 팀이 시간이 남을 때 진행하는 </w:t>
+            </w:r>
+            <w:r>
+              <w:rPr>
+                <w:rFonts w:ascii="맑은 고딕" w:hAnsi="맑은 고딕" w:eastAsia="맑은 고딕" w:cs="맑은 고딕"/>
+                <w:b/>
+                <w:sz w:val="20"/>
+                <w:szCs w:val="20"/>
+              </w:rPr>
+              <w:t>선택 실습</w:t>
+            </w:r>
+            <w:r>
+              <w:rPr>
+                <w:rFonts w:ascii="맑은 고딕" w:hAnsi="맑은 고딕" w:eastAsia="맑은 고딕" w:cs="맑은 고딕"/>
+                <w:sz w:val="20"/>
+                <w:szCs w:val="20"/>
+              </w:rPr>
+              <w:t>입니다. 건너뛰어도 Day 7(역할을 나눈 Manager-Worker)은 미션 3까지의 그래프만으로 진행할 수 있습니다.</w:t>
+            </w:r>
+          </w:p>
+          <w:p>
+            <w:pPr>
+              <w:spacing w:before="0" w:after="40" w:line="312" w:lineRule="auto"/>
+              <w:rPr>
+                <w:rFonts w:ascii="맑은 고딕" w:hAnsi="맑은 고딕" w:eastAsia="맑은 고딕" w:cs="맑은 고딕"/>
+                <w:sz w:val="20"/>
+                <w:szCs w:val="20"/>
+              </w:rPr>
+            </w:pPr>
+            <w:r>
+              <w:rPr>
+                <w:rFonts w:ascii="맑은 고딕" w:hAnsi="맑은 고딕" w:eastAsia="맑은 고딕" w:cs="맑은 고딕"/>
+                <w:b/>
+                <w:sz w:val="20"/>
+                <w:szCs w:val="20"/>
+              </w:rPr>
+              <w:t>순서</w:t>
+            </w:r>
+            <w:r>
+              <w:rPr>
+                <w:rFonts w:ascii="맑은 고딕" w:hAnsi="맑은 고딕" w:eastAsia="맑은 고딕" w:cs="맑은 고딕"/>
+                <w:sz w:val="20"/>
+                <w:szCs w:val="20"/>
+              </w:rPr>
+              <w:t xml:space="preserve">: 7-1 SpringBoot에 보유 종목 내부 API 추가(IntelliJ) → 7-2 FastAPI에서 </w:t>
+            </w:r>
+            <w:r>
+              <w:rPr>
+                <w:rFonts w:ascii="맑은 고딕" w:hAnsi="맑은 고딕" w:eastAsia="맑은 고딕" w:cs="맑은 고딕"/>
+                <w:b/>
+                <w:color w:val="1F3864"/>
+                <w:sz w:val="20"/>
+                <w:szCs w:val="20"/>
+              </w:rPr>
+              <w:t>get_holdings</w:t>
+            </w:r>
+            <w:r>
+              <w:rPr>
+                <w:rFonts w:ascii="맑은 고딕" w:hAnsi="맑은 고딕" w:eastAsia="맑은 고딕" w:cs="맑은 고딕"/>
+                <w:sz w:val="20"/>
+                <w:szCs w:val="20"/>
+              </w:rPr>
+              <w:t xml:space="preserve"> Tool과 자율형 그래프 만들기(VS Code). 오늘 유일하게 SpringBoot를 수정하는 부분입니다.</w:t>
+            </w:r>
+          </w:p>
+        </w:tc>
+      </w:tr>
+    </w:tbl>
+    <w:p>
+      <w:pPr>
+        <w:spacing w:before="0" w:after="0" w:lineRule="exact" w:line="160"/>
+        <w:rPr>
+          <w:rFonts w:ascii="맑은 고딕" w:hAnsi="맑은 고딕" w:eastAsia="맑은 고딕" w:cs="맑은 고딕"/>
+          <w:sz w:val="12"/>
+          <w:szCs w:val="12"/>
+        </w:rPr>
+      </w:pPr>
     </w:p>
     <w:tbl>
       <w:tblPr>
@@ -11166,7 +11379,149 @@
                 <w:sz w:val="20"/>
                 <w:szCs w:val="20"/>
               </w:rPr>
-              <w:t>: "내 포트폴리오 점검해줘" → ① 보유 종목 조회 ② 종목별 시세 확인 ③ 비중 계산 → 점검(빠진 종목은 없나?) → 답변.</w:t>
+              <w:t>: "내 포트폴리오 점검해줘" → ① 보유 종목 조회(</w:t>
+            </w:r>
+            <w:r>
+              <w:rPr>
+                <w:rFonts w:ascii="맑은 고딕" w:hAnsi="맑은 고딕" w:eastAsia="맑은 고딕" w:cs="맑은 고딕"/>
+                <w:b/>
+                <w:sz w:val="20"/>
+                <w:szCs w:val="20"/>
+              </w:rPr>
+              <w:t>Spring API</w:t>
+            </w:r>
+            <w:r>
+              <w:rPr>
+                <w:rFonts w:ascii="맑은 고딕" w:hAnsi="맑은 고딕" w:eastAsia="맑은 고딕" w:cs="맑은 고딕"/>
+                <w:sz w:val="20"/>
+                <w:szCs w:val="20"/>
+              </w:rPr>
+              <w:t>) ② 종목별 시세 확인(yfinance) ③ 비중 계산(</w:t>
+            </w:r>
+            <w:r>
+              <w:rPr>
+                <w:rFonts w:ascii="맑은 고딕" w:hAnsi="맑은 고딕" w:eastAsia="맑은 고딕" w:cs="맑은 고딕"/>
+                <w:b/>
+                <w:sz w:val="20"/>
+                <w:szCs w:val="20"/>
+              </w:rPr>
+              <w:t>코드</w:t>
+            </w:r>
+            <w:r>
+              <w:rPr>
+                <w:rFonts w:ascii="맑은 고딕" w:hAnsi="맑은 고딕" w:eastAsia="맑은 고딕" w:cs="맑은 고딕"/>
+                <w:sz w:val="20"/>
+                <w:szCs w:val="20"/>
+              </w:rPr>
+              <w:t>) → 점검(빠진 종목은 없나?) → 답변.</w:t>
+            </w:r>
+          </w:p>
+          <w:p>
+            <w:pPr>
+              <w:spacing w:before="0" w:after="40" w:line="312" w:lineRule="auto"/>
+              <w:ind w:left="260" w:hanging="240"/>
+              <w:rPr>
+                <w:rFonts w:ascii="맑은 고딕" w:hAnsi="맑은 고딕" w:eastAsia="맑은 고딕" w:cs="맑은 고딕"/>
+                <w:sz w:val="20"/>
+                <w:szCs w:val="20"/>
+              </w:rPr>
+            </w:pPr>
+            <w:r>
+              <w:rPr>
+                <w:rFonts w:ascii="맑은 고딕" w:hAnsi="맑은 고딕" w:eastAsia="맑은 고딕" w:cs="맑은 고딕"/>
+                <w:color w:val="1F3864"/>
+                <w:sz w:val="20"/>
+                <w:szCs w:val="20"/>
+              </w:rPr>
+              <w:t xml:space="preserve">•  </w:t>
+            </w:r>
+            <w:r>
+              <w:rPr>
+                <w:rFonts w:ascii="맑은 고딕" w:hAnsi="맑은 고딕" w:eastAsia="맑은 고딕" w:cs="맑은 고딕"/>
+                <w:b/>
+                <w:sz w:val="20"/>
+                <w:szCs w:val="20"/>
+              </w:rPr>
+              <w:t>내 보유 종목은 DB에 있으므로 Spring을 다녀옵니다.</w:t>
+            </w:r>
+            <w:r>
+              <w:rPr>
+                <w:rFonts w:ascii="맑은 고딕" w:hAnsi="맑은 고딕" w:eastAsia="맑은 고딕" w:cs="맑은 고딕"/>
+                <w:sz w:val="20"/>
+                <w:szCs w:val="20"/>
+              </w:rPr>
+              <w:t xml:space="preserve"> 사용자 개인 데이터는 데이터 주인인 Spring의 </w:t>
+            </w:r>
+            <w:r>
+              <w:rPr>
+                <w:rFonts w:ascii="맑은 고딕" w:hAnsi="맑은 고딕" w:eastAsia="맑은 고딕" w:cs="맑은 고딕"/>
+                <w:b/>
+                <w:sz w:val="20"/>
+                <w:szCs w:val="20"/>
+              </w:rPr>
+              <w:t>읽기 전용 내부 API</w:t>
+            </w:r>
+            <w:r>
+              <w:rPr>
+                <w:rFonts w:ascii="맑은 고딕" w:hAnsi="맑은 고딕" w:eastAsia="맑은 고딕" w:cs="맑은 고딕"/>
+                <w:sz w:val="20"/>
+                <w:szCs w:val="20"/>
+              </w:rPr>
+              <w:t>로만 가져오고, FastAPI는 DB를 직접 열지 않습니다(Day 2 계좌조회와 같은 원리). 시세 · 문서처럼 공용 데이터만 FastAPI가 직접 읽습니다.</w:t>
+            </w:r>
+          </w:p>
+          <w:p>
+            <w:pPr>
+              <w:spacing w:before="0" w:after="40" w:line="312" w:lineRule="auto"/>
+              <w:ind w:left="260" w:hanging="240"/>
+              <w:rPr>
+                <w:rFonts w:ascii="맑은 고딕" w:hAnsi="맑은 고딕" w:eastAsia="맑은 고딕" w:cs="맑은 고딕"/>
+                <w:sz w:val="20"/>
+                <w:szCs w:val="20"/>
+              </w:rPr>
+            </w:pPr>
+            <w:r>
+              <w:rPr>
+                <w:rFonts w:ascii="맑은 고딕" w:hAnsi="맑은 고딕" w:eastAsia="맑은 고딕" w:cs="맑은 고딕"/>
+                <w:color w:val="1F3864"/>
+                <w:sz w:val="20"/>
+                <w:szCs w:val="20"/>
+              </w:rPr>
+              <w:t xml:space="preserve">•  </w:t>
+            </w:r>
+            <w:r>
+              <w:rPr>
+                <w:rFonts w:ascii="맑은 고딕" w:hAnsi="맑은 고딕" w:eastAsia="맑은 고딕" w:cs="맑은 고딕"/>
+                <w:b/>
+                <w:sz w:val="20"/>
+                <w:szCs w:val="20"/>
+              </w:rPr>
+              <w:t>계산은 코드, 판단은 LLM</w:t>
+            </w:r>
+            <w:r>
+              <w:rPr>
+                <w:rFonts w:ascii="맑은 고딕" w:hAnsi="맑은 고딕" w:eastAsia="맑은 고딕" w:cs="맑은 고딕"/>
+                <w:sz w:val="20"/>
+                <w:szCs w:val="20"/>
+              </w:rPr>
+              <w:t xml:space="preserve">: 비중(수량 × 가격 ÷ 합계)을 LLM에게 계산시키면 틀릴 수 있습니다. 숫자 계산은 코드가 하고, LLM은 계획 · 점검 · 설명을 맡습니다. "빠진 종목이 없나"도 보유 종목 목록과 시세 결과를 </w:t>
+            </w:r>
+            <w:r>
+              <w:rPr>
+                <w:rFonts w:ascii="맑은 고딕" w:hAnsi="맑은 고딕" w:eastAsia="맑은 고딕" w:cs="맑은 고딕"/>
+                <w:b/>
+                <w:sz w:val="20"/>
+                <w:szCs w:val="20"/>
+              </w:rPr>
+              <w:t>코드로 비교</w:t>
+            </w:r>
+            <w:r>
+              <w:rPr>
+                <w:rFonts w:ascii="맑은 고딕" w:hAnsi="맑은 고딕" w:eastAsia="맑은 고딕" w:cs="맑은 고딕"/>
+                <w:sz w:val="20"/>
+                <w:szCs w:val="20"/>
+              </w:rPr>
+              <w:t>하면 추측이 아닌 사실 확인이 됩니다.</w:t>
             </w:r>
           </w:p>
         </w:tc>
@@ -11181,6 +11536,1472 @@
           <w:szCs w:val="12"/>
         </w:rPr>
       </w:pPr>
+    </w:p>
+    <w:p>
+      <w:pPr>
+        <w:pStyle w:val="Heading2"/>
+        <w:keepNext/>
+        <w:spacing w:before="200" w:after="80" w:line="312" w:lineRule="auto"/>
+        <w:rPr>
+          <w:rFonts w:ascii="맑은 고딕" w:hAnsi="맑은 고딕" w:eastAsia="맑은 고딕" w:cs="맑은 고딕"/>
+          <w:sz w:val="24"/>
+          <w:szCs w:val="24"/>
+        </w:rPr>
+      </w:pPr>
+      <w:r>
+        <w:rPr>
+          <w:rFonts w:ascii="맑은 고딕" w:hAnsi="맑은 고딕" w:eastAsia="맑은 고딕" w:cs="맑은 고딕"/>
+          <w:b/>
+          <w:color w:val="1F3864"/>
+          <w:sz w:val="24"/>
+          <w:szCs w:val="24"/>
+        </w:rPr>
+        <w:t>7-1. 보유 종목 내부 API (SpringBoot, IntelliJ)</w:t>
+      </w:r>
+    </w:p>
+    <w:tbl>
+      <w:tblPr>
+        <w:jc w:val="center"/>
+        <w:tblW w:w="9026" w:type="dxa"/>
+        <w:tblLayout w:type="fixed"/>
+      </w:tblPr>
+      <w:tblGrid>
+        <w:gridCol w:w="9026"/>
+      </w:tblGrid>
+      <w:tr>
+        <w:trPr>
+          <w:cantSplit/>
+        </w:trPr>
+        <w:tc>
+          <w:tcPr>
+            <w:tcW w:w="9026" w:type="dxa"/>
+            <w:tcBorders>
+              <w:top w:val="single" w:sz="4" w:space="0" w:color="BFBFBF"/>
+              <w:left w:val="single" w:sz="32" w:space="0" w:color="1F3864"/>
+              <w:bottom w:val="single" w:sz="4" w:space="0" w:color="BFBFBF"/>
+              <w:right w:val="single" w:sz="4" w:space="0" w:color="BFBFBF"/>
+            </w:tcBorders>
+            <w:shd w:val="clear" w:color="auto" w:fill="F5F7FA"/>
+            <w:tcMar>
+              <w:top w:w="140" w:type="dxa"/>
+              <w:left w:w="160" w:type="dxa"/>
+              <w:bottom w:w="140" w:type="dxa"/>
+              <w:right w:w="160" w:type="dxa"/>
+            </w:tcMar>
+          </w:tcPr>
+          <w:p>
+            <w:pPr>
+              <w:keepNext/>
+              <w:spacing w:before="0" w:after="60" w:line="312" w:lineRule="auto"/>
+              <w:rPr>
+                <w:rFonts w:ascii="맑은 고딕" w:hAnsi="맑은 고딕" w:eastAsia="맑은 고딕" w:cs="맑은 고딕"/>
+                <w:sz w:val="21"/>
+                <w:szCs w:val="21"/>
+              </w:rPr>
+            </w:pPr>
+            <w:r>
+              <w:rPr>
+                <w:rFonts w:ascii="맑은 고딕" w:hAnsi="맑은 고딕" w:eastAsia="맑은 고딕" w:cs="맑은 고딕"/>
+                <w:b/>
+                <w:color w:val="1F3864"/>
+                <w:sz w:val="21"/>
+                <w:szCs w:val="21"/>
+              </w:rPr>
+              <w:t>개념 설명 — 개인 데이터는 Spring을 다녀온다</w:t>
+            </w:r>
+          </w:p>
+          <w:p>
+            <w:pPr>
+              <w:spacing w:before="0" w:after="40" w:line="312" w:lineRule="auto"/>
+              <w:rPr>
+                <w:rFonts w:ascii="맑은 고딕" w:hAnsi="맑은 고딕" w:eastAsia="맑은 고딕" w:cs="맑은 고딕"/>
+                <w:sz w:val="20"/>
+                <w:szCs w:val="20"/>
+              </w:rPr>
+            </w:pPr>
+            <w:r>
+              <w:rPr>
+                <w:rFonts w:ascii="맑은 고딕" w:hAnsi="맑은 고딕" w:eastAsia="맑은 고딕" w:cs="맑은 고딕"/>
+                <w:sz w:val="20"/>
+                <w:szCs w:val="20"/>
+              </w:rPr>
+              <w:t xml:space="preserve">지금 SpringBoot에는 </w:t>
+            </w:r>
+            <w:r>
+              <w:rPr>
+                <w:rFonts w:ascii="맑은 고딕" w:hAnsi="맑은 고딕" w:eastAsia="맑은 고딕" w:cs="맑은 고딕"/>
+                <w:b/>
+                <w:sz w:val="20"/>
+                <w:szCs w:val="20"/>
+              </w:rPr>
+              <w:t>잔액 조회 API 하나</w:t>
+            </w:r>
+            <w:r>
+              <w:rPr>
+                <w:rFonts w:ascii="맑은 고딕" w:hAnsi="맑은 고딕" w:eastAsia="맑은 고딕" w:cs="맑은 고딕"/>
+                <w:sz w:val="20"/>
+                <w:szCs w:val="20"/>
+              </w:rPr>
+              <w:t>(</w:t>
+            </w:r>
+            <w:r>
+              <w:rPr>
+                <w:rFonts w:ascii="맑은 고딕" w:hAnsi="맑은 고딕" w:eastAsia="맑은 고딕" w:cs="맑은 고딕"/>
+                <w:b/>
+                <w:color w:val="1F3864"/>
+                <w:sz w:val="20"/>
+                <w:szCs w:val="20"/>
+              </w:rPr>
+              <w:t>/internal/api/accounts/{userId}/balance</w:t>
+            </w:r>
+            <w:r>
+              <w:rPr>
+                <w:rFonts w:ascii="맑은 고딕" w:hAnsi="맑은 고딕" w:eastAsia="맑은 고딕" w:cs="맑은 고딕"/>
+                <w:sz w:val="20"/>
+                <w:szCs w:val="20"/>
+              </w:rPr>
+              <w:t xml:space="preserve">)뿐이고, 대시보드의 포트폴리오는 고정된 종목 9개의 시세일 뿐 </w:t>
+            </w:r>
+            <w:r>
+              <w:rPr>
+                <w:rFonts w:ascii="맑은 고딕" w:hAnsi="맑은 고딕" w:eastAsia="맑은 고딕" w:cs="맑은 고딕"/>
+                <w:b/>
+                <w:sz w:val="20"/>
+                <w:szCs w:val="20"/>
+              </w:rPr>
+              <w:t>내 보유 종목이 아닙니다.</w:t>
+            </w:r>
+            <w:r>
+              <w:rPr>
+                <w:rFonts w:ascii="맑은 고딕" w:hAnsi="맑은 고딕" w:eastAsia="맑은 고딕" w:cs="맑은 고딕"/>
+                <w:sz w:val="20"/>
+                <w:szCs w:val="20"/>
+              </w:rPr>
+              <w:t xml:space="preserve"> "내 포트폴리오 점검"을 하려면 </w:t>
+            </w:r>
+            <w:r>
+              <w:rPr>
+                <w:rFonts w:ascii="맑은 고딕" w:hAnsi="맑은 고딕" w:eastAsia="맑은 고딕" w:cs="맑은 고딕"/>
+                <w:b/>
+                <w:sz w:val="20"/>
+                <w:szCs w:val="20"/>
+              </w:rPr>
+              <w:t>보유 종목을 돌려주는 API</w:t>
+            </w:r>
+            <w:r>
+              <w:rPr>
+                <w:rFonts w:ascii="맑은 고딕" w:hAnsi="맑은 고딕" w:eastAsia="맑은 고딕" w:cs="맑은 고딕"/>
+                <w:sz w:val="20"/>
+                <w:szCs w:val="20"/>
+              </w:rPr>
+              <w:t>가 먼저 있어야 합니다.</w:t>
+            </w:r>
+          </w:p>
+          <w:p>
+            <w:pPr>
+              <w:spacing w:before="0" w:after="40" w:line="312" w:lineRule="auto"/>
+              <w:rPr>
+                <w:rFonts w:ascii="맑은 고딕" w:hAnsi="맑은 고딕" w:eastAsia="맑은 고딕" w:cs="맑은 고딕"/>
+                <w:sz w:val="20"/>
+                <w:szCs w:val="20"/>
+              </w:rPr>
+            </w:pPr>
+            <w:r>
+              <w:rPr>
+                <w:rFonts w:ascii="맑은 고딕" w:hAnsi="맑은 고딕" w:eastAsia="맑은 고딕" w:cs="맑은 고딕"/>
+                <w:sz w:val="20"/>
+                <w:szCs w:val="20"/>
+              </w:rPr>
+              <w:t xml:space="preserve">새 API는 Day 2의 잔액 API와 </w:t>
+            </w:r>
+            <w:r>
+              <w:rPr>
+                <w:rFonts w:ascii="맑은 고딕" w:hAnsi="맑은 고딕" w:eastAsia="맑은 고딕" w:cs="맑은 고딕"/>
+                <w:b/>
+                <w:sz w:val="20"/>
+                <w:szCs w:val="20"/>
+              </w:rPr>
+              <w:t>같은 방식</w:t>
+            </w:r>
+            <w:r>
+              <w:rPr>
+                <w:rFonts w:ascii="맑은 고딕" w:hAnsi="맑은 고딕" w:eastAsia="맑은 고딕" w:cs="맑은 고딕"/>
+                <w:sz w:val="20"/>
+                <w:szCs w:val="20"/>
+              </w:rPr>
+              <w:t xml:space="preserve">입니다. 읽기 전용(GET), 토큰의 사용자와 </w:t>
+            </w:r>
+            <w:r>
+              <w:rPr>
+                <w:rFonts w:ascii="맑은 고딕" w:hAnsi="맑은 고딕" w:eastAsia="맑은 고딕" w:cs="맑은 고딕"/>
+                <w:b/>
+                <w:color w:val="1F3864"/>
+                <w:sz w:val="20"/>
+                <w:szCs w:val="20"/>
+              </w:rPr>
+              <w:t>userId</w:t>
+            </w:r>
+            <w:r>
+              <w:rPr>
+                <w:rFonts w:ascii="맑은 고딕" w:hAnsi="맑은 고딕" w:eastAsia="맑은 고딕" w:cs="맑은 고딕"/>
+                <w:sz w:val="20"/>
+                <w:szCs w:val="20"/>
+              </w:rPr>
+              <w:t xml:space="preserve">가 다르면 </w:t>
+            </w:r>
+            <w:r>
+              <w:rPr>
+                <w:rFonts w:ascii="맑은 고딕" w:hAnsi="맑은 고딕" w:eastAsia="맑은 고딕" w:cs="맑은 고딕"/>
+                <w:b/>
+                <w:sz w:val="20"/>
+                <w:szCs w:val="20"/>
+              </w:rPr>
+              <w:t>403</w:t>
+            </w:r>
+            <w:r>
+              <w:rPr>
+                <w:rFonts w:ascii="맑은 고딕" w:hAnsi="맑은 고딕" w:eastAsia="맑은 고딕" w:cs="맑은 고딕"/>
+                <w:sz w:val="20"/>
+                <w:szCs w:val="20"/>
+              </w:rPr>
+              <w:t>, 서버 간 호출(Bearer). 데이터는 수업용 인메모리 값으로 둡니다(실제 서비스에서는 이 자리에서 DB를 조회합니다).</w:t>
+            </w:r>
+          </w:p>
+        </w:tc>
+      </w:tr>
+    </w:tbl>
+    <w:p>
+      <w:pPr>
+        <w:spacing w:before="0" w:after="0" w:lineRule="exact" w:line="160"/>
+        <w:rPr>
+          <w:rFonts w:ascii="맑은 고딕" w:hAnsi="맑은 고딕" w:eastAsia="맑은 고딕" w:cs="맑은 고딕"/>
+          <w:sz w:val="12"/>
+          <w:szCs w:val="12"/>
+        </w:rPr>
+      </w:pPr>
+    </w:p>
+    <w:p>
+      <w:pPr>
+        <w:keepNext/>
+        <w:spacing w:before="0" w:after="40" w:line="312" w:lineRule="auto"/>
+        <w:rPr>
+          <w:rFonts w:ascii="맑은 고딕" w:hAnsi="맑은 고딕" w:eastAsia="맑은 고딕" w:cs="맑은 고딕"/>
+          <w:sz w:val="19"/>
+          <w:szCs w:val="19"/>
+        </w:rPr>
+      </w:pPr>
+      <w:r>
+        <w:rPr>
+          <w:rFonts w:ascii="맑은 고딕" w:hAnsi="맑은 고딕" w:eastAsia="맑은 고딕" w:cs="맑은 고딕"/>
+          <w:b/>
+          <w:color w:val="595959"/>
+          <w:sz w:val="19"/>
+          <w:szCs w:val="19"/>
+        </w:rPr>
+        <w:t>프롬프트 — SpringBoot (IntelliJ)</w:t>
+      </w:r>
+    </w:p>
+    <w:tbl>
+      <w:tblPr>
+        <w:jc w:val="center"/>
+        <w:tblW w:w="9026" w:type="dxa"/>
+        <w:tblLayout w:type="fixed"/>
+      </w:tblPr>
+      <w:tblGrid>
+        <w:gridCol w:w="9026"/>
+      </w:tblGrid>
+      <w:tr>
+        <w:tc>
+          <w:tcPr>
+            <w:tcW w:w="9026" w:type="dxa"/>
+            <w:tcBorders>
+              <w:top w:val="single" w:sz="4" w:space="0" w:color="BFBFBF"/>
+              <w:left w:val="single" w:sz="32" w:space="0" w:color="595959"/>
+              <w:bottom w:val="single" w:sz="4" w:space="0" w:color="BFBFBF"/>
+              <w:right w:val="single" w:sz="4" w:space="0" w:color="BFBFBF"/>
+            </w:tcBorders>
+            <w:shd w:val="clear" w:color="auto" w:fill="F8F8F8"/>
+            <w:tcMar>
+              <w:top w:w="140" w:type="dxa"/>
+              <w:left w:w="160" w:type="dxa"/>
+              <w:bottom w:w="140" w:type="dxa"/>
+              <w:right w:w="160" w:type="dxa"/>
+            </w:tcMar>
+          </w:tcPr>
+          <w:p>
+            <w:pPr>
+              <w:spacing w:before="0" w:after="0" w:line="300" w:lineRule="auto"/>
+              <w:rPr>
+                <w:rFonts w:ascii="맑은 고딕" w:hAnsi="맑은 고딕" w:eastAsia="맑은 고딕" w:cs="맑은 고딕"/>
+                <w:sz w:val="20"/>
+                <w:szCs w:val="20"/>
+              </w:rPr>
+            </w:pPr>
+            <w:r>
+              <w:rPr>
+                <w:rFonts w:ascii="맑은 고딕" w:hAnsi="맑은 고딕" w:eastAsia="맑은 고딕" w:cs="맑은 고딕"/>
+                <w:color w:val="000000"/>
+                <w:sz w:val="20"/>
+                <w:szCs w:val="20"/>
+              </w:rPr>
+              <w:t>[범위] 이 프로젝트(SpringBoot)만 수정합니다. FastAPI, React 코드는 만들지 않습니다.</w:t>
+            </w:r>
+          </w:p>
+          <w:p>
+            <w:pPr>
+              <w:spacing w:before="0" w:after="0" w:line="300" w:lineRule="auto"/>
+              <w:rPr>
+                <w:rFonts w:ascii="맑은 고딕" w:hAnsi="맑은 고딕" w:eastAsia="맑은 고딕" w:cs="맑은 고딕"/>
+                <w:sz w:val="20"/>
+                <w:szCs w:val="20"/>
+              </w:rPr>
+            </w:pPr>
+            <w:r>
+              <w:rPr>
+                <w:rFonts w:ascii="맑은 고딕" w:hAnsi="맑은 고딕" w:eastAsia="맑은 고딕" w:cs="맑은 고딕"/>
+                <w:color w:val="000000"/>
+                <w:sz w:val="20"/>
+                <w:szCs w:val="20"/>
+              </w:rPr>
+              <w:t>기존 계좌 잔액 API 와 인증·게이트웨이 동작은 변경하지 않습니다. 의존성도 바꾸지 않습니다.</w:t>
+            </w:r>
+          </w:p>
+          <w:p>
+            <w:pPr>
+              <w:spacing w:before="0" w:after="0" w:line="300" w:lineRule="auto"/>
+              <w:rPr>
+                <w:rFonts w:ascii="맑은 고딕" w:hAnsi="맑은 고딕" w:eastAsia="맑은 고딕" w:cs="맑은 고딕"/>
+                <w:sz w:val="20"/>
+                <w:szCs w:val="20"/>
+              </w:rPr>
+            </w:pPr>
+            <w:r>
+              <w:rPr>
+                <w:rFonts w:ascii="맑은 고딕" w:hAnsi="맑은 고딕" w:eastAsia="맑은 고딕" w:cs="맑은 고딕"/>
+                <w:color w:val="000000"/>
+                <w:sz w:val="20"/>
+                <w:szCs w:val="20"/>
+              </w:rPr>
+              <w:t xml:space="preserve"> </w:t>
+            </w:r>
+          </w:p>
+          <w:p>
+            <w:pPr>
+              <w:spacing w:before="0" w:after="0" w:line="300" w:lineRule="auto"/>
+              <w:rPr>
+                <w:rFonts w:ascii="맑은 고딕" w:hAnsi="맑은 고딕" w:eastAsia="맑은 고딕" w:cs="맑은 고딕"/>
+                <w:sz w:val="20"/>
+                <w:szCs w:val="20"/>
+              </w:rPr>
+            </w:pPr>
+            <w:r>
+              <w:rPr>
+                <w:rFonts w:ascii="맑은 고딕" w:hAnsi="맑은 고딕" w:eastAsia="맑은 고딕" w:cs="맑은 고딕"/>
+                <w:color w:val="000000"/>
+                <w:sz w:val="20"/>
+                <w:szCs w:val="20"/>
+              </w:rPr>
+              <w:t>[계약 (변경 금지)]</w:t>
+            </w:r>
+          </w:p>
+          <w:p>
+            <w:pPr>
+              <w:spacing w:before="0" w:after="0" w:line="300" w:lineRule="auto"/>
+              <w:rPr>
+                <w:rFonts w:ascii="맑은 고딕" w:hAnsi="맑은 고딕" w:eastAsia="맑은 고딕" w:cs="맑은 고딕"/>
+                <w:sz w:val="20"/>
+                <w:szCs w:val="20"/>
+              </w:rPr>
+            </w:pPr>
+            <w:r>
+              <w:rPr>
+                <w:rFonts w:ascii="맑은 고딕" w:hAnsi="맑은 고딕" w:eastAsia="맑은 고딕" w:cs="맑은 고딕"/>
+                <w:color w:val="000000"/>
+                <w:sz w:val="20"/>
+                <w:szCs w:val="20"/>
+              </w:rPr>
+              <w:t>- GET /internal/api/accounts/{userId}/holdings   (서버 간 호출, 기존 balance API 와 같은 인증 방식)</w:t>
+            </w:r>
+          </w:p>
+          <w:p>
+            <w:pPr>
+              <w:spacing w:before="0" w:after="0" w:line="300" w:lineRule="auto"/>
+              <w:rPr>
+                <w:rFonts w:ascii="맑은 고딕" w:hAnsi="맑은 고딕" w:eastAsia="맑은 고딕" w:cs="맑은 고딕"/>
+                <w:sz w:val="20"/>
+                <w:szCs w:val="20"/>
+              </w:rPr>
+            </w:pPr>
+            <w:r>
+              <w:rPr>
+                <w:rFonts w:ascii="맑은 고딕" w:hAnsi="맑은 고딕" w:eastAsia="맑은 고딕" w:cs="맑은 고딕"/>
+                <w:color w:val="000000"/>
+                <w:sz w:val="20"/>
+                <w:szCs w:val="20"/>
+              </w:rPr>
+              <w:t>- 응답 200: { "userId": 1, "holdings": [ { "name": "삼성전자", "quantity": 10 }, ... ] }</w:t>
+            </w:r>
+          </w:p>
+          <w:p>
+            <w:pPr>
+              <w:spacing w:before="0" w:after="0" w:line="300" w:lineRule="auto"/>
+              <w:rPr>
+                <w:rFonts w:ascii="맑은 고딕" w:hAnsi="맑은 고딕" w:eastAsia="맑은 고딕" w:cs="맑은 고딕"/>
+                <w:sz w:val="20"/>
+                <w:szCs w:val="20"/>
+              </w:rPr>
+            </w:pPr>
+            <w:r>
+              <w:rPr>
+                <w:rFonts w:ascii="맑은 고딕" w:hAnsi="맑은 고딕" w:eastAsia="맑은 고딕" w:cs="맑은 고딕"/>
+                <w:color w:val="000000"/>
+                <w:sz w:val="20"/>
+                <w:szCs w:val="20"/>
+              </w:rPr>
+              <w:t>- 토큰의 사용자와 userId 가 다르면 403 ("본인의 보유 종목만 조회할 수 있습니다"), 데이터가 없는 userId 는 404</w:t>
+            </w:r>
+          </w:p>
+          <w:p>
+            <w:pPr>
+              <w:spacing w:before="0" w:after="0" w:line="300" w:lineRule="auto"/>
+              <w:rPr>
+                <w:rFonts w:ascii="맑은 고딕" w:hAnsi="맑은 고딕" w:eastAsia="맑은 고딕" w:cs="맑은 고딕"/>
+                <w:sz w:val="20"/>
+                <w:szCs w:val="20"/>
+              </w:rPr>
+            </w:pPr>
+            <w:r>
+              <w:rPr>
+                <w:rFonts w:ascii="맑은 고딕" w:hAnsi="맑은 고딕" w:eastAsia="맑은 고딕" w:cs="맑은 고딕"/>
+                <w:color w:val="000000"/>
+                <w:sz w:val="20"/>
+                <w:szCs w:val="20"/>
+              </w:rPr>
+              <w:t>- 읽기 전용: GET 외의 메서드는 허용하지 않는다</w:t>
+            </w:r>
+          </w:p>
+          <w:p>
+            <w:pPr>
+              <w:spacing w:before="0" w:after="0" w:line="300" w:lineRule="auto"/>
+              <w:rPr>
+                <w:rFonts w:ascii="맑은 고딕" w:hAnsi="맑은 고딕" w:eastAsia="맑은 고딕" w:cs="맑은 고딕"/>
+                <w:sz w:val="20"/>
+                <w:szCs w:val="20"/>
+              </w:rPr>
+            </w:pPr>
+            <w:r>
+              <w:rPr>
+                <w:rFonts w:ascii="맑은 고딕" w:hAnsi="맑은 고딕" w:eastAsia="맑은 고딕" w:cs="맑은 고딕"/>
+                <w:color w:val="000000"/>
+                <w:sz w:val="20"/>
+                <w:szCs w:val="20"/>
+              </w:rPr>
+              <w:t>- name 은 FastAPI 시세 도구가 아는 종목명만 사용한다 (삼성전자, SK하이닉스, 현대차)</w:t>
+            </w:r>
+          </w:p>
+          <w:p>
+            <w:pPr>
+              <w:spacing w:before="0" w:after="0" w:line="300" w:lineRule="auto"/>
+              <w:rPr>
+                <w:rFonts w:ascii="맑은 고딕" w:hAnsi="맑은 고딕" w:eastAsia="맑은 고딕" w:cs="맑은 고딕"/>
+                <w:sz w:val="20"/>
+                <w:szCs w:val="20"/>
+              </w:rPr>
+            </w:pPr>
+            <w:r>
+              <w:rPr>
+                <w:rFonts w:ascii="맑은 고딕" w:hAnsi="맑은 고딕" w:eastAsia="맑은 고딕" w:cs="맑은 고딕"/>
+                <w:color w:val="000000"/>
+                <w:sz w:val="20"/>
+                <w:szCs w:val="20"/>
+              </w:rPr>
+              <w:t xml:space="preserve"> </w:t>
+            </w:r>
+          </w:p>
+          <w:p>
+            <w:pPr>
+              <w:spacing w:before="0" w:after="0" w:line="300" w:lineRule="auto"/>
+              <w:rPr>
+                <w:rFonts w:ascii="맑은 고딕" w:hAnsi="맑은 고딕" w:eastAsia="맑은 고딕" w:cs="맑은 고딕"/>
+                <w:sz w:val="20"/>
+                <w:szCs w:val="20"/>
+              </w:rPr>
+            </w:pPr>
+            <w:r>
+              <w:rPr>
+                <w:rFonts w:ascii="맑은 고딕" w:hAnsi="맑은 고딕" w:eastAsia="맑은 고딕" w:cs="맑은 고딕"/>
+                <w:color w:val="000000"/>
+                <w:sz w:val="20"/>
+                <w:szCs w:val="20"/>
+              </w:rPr>
+              <w:t>[SpringBoot] 보유 종목 조회 내부 API 를 추가해 주세요.</w:t>
+            </w:r>
+          </w:p>
+          <w:p>
+            <w:pPr>
+              <w:spacing w:before="0" w:after="0" w:line="300" w:lineRule="auto"/>
+              <w:rPr>
+                <w:rFonts w:ascii="맑은 고딕" w:hAnsi="맑은 고딕" w:eastAsia="맑은 고딕" w:cs="맑은 고딕"/>
+                <w:sz w:val="20"/>
+                <w:szCs w:val="20"/>
+              </w:rPr>
+            </w:pPr>
+            <w:r>
+              <w:rPr>
+                <w:rFonts w:ascii="맑은 고딕" w:hAnsi="맑은 고딕" w:eastAsia="맑은 고딕" w:cs="맑은 고딕"/>
+                <w:color w:val="000000"/>
+                <w:sz w:val="20"/>
+                <w:szCs w:val="20"/>
+              </w:rPr>
+              <w:t xml:space="preserve"> </w:t>
+            </w:r>
+          </w:p>
+          <w:p>
+            <w:pPr>
+              <w:spacing w:before="0" w:after="0" w:line="300" w:lineRule="auto"/>
+              <w:rPr>
+                <w:rFonts w:ascii="맑은 고딕" w:hAnsi="맑은 고딕" w:eastAsia="맑은 고딕" w:cs="맑은 고딕"/>
+                <w:sz w:val="20"/>
+                <w:szCs w:val="20"/>
+              </w:rPr>
+            </w:pPr>
+            <w:r>
+              <w:rPr>
+                <w:rFonts w:ascii="맑은 고딕" w:hAnsi="맑은 고딕" w:eastAsia="맑은 고딕" w:cs="맑은 고딕"/>
+                <w:color w:val="000000"/>
+                <w:sz w:val="20"/>
+                <w:szCs w:val="20"/>
+              </w:rPr>
+              <w:t>1. 구현 (기존 AccountController 방식을 따른다)</w:t>
+            </w:r>
+          </w:p>
+          <w:p>
+            <w:pPr>
+              <w:spacing w:before="0" w:after="0" w:line="300" w:lineRule="auto"/>
+              <w:rPr>
+                <w:rFonts w:ascii="맑은 고딕" w:hAnsi="맑은 고딕" w:eastAsia="맑은 고딕" w:cs="맑은 고딕"/>
+                <w:sz w:val="20"/>
+                <w:szCs w:val="20"/>
+              </w:rPr>
+            </w:pPr>
+            <w:r>
+              <w:rPr>
+                <w:rFonts w:ascii="맑은 고딕" w:hAnsi="맑은 고딕" w:eastAsia="맑은 고딕" w:cs="맑은 고딕"/>
+                <w:color w:val="000000"/>
+                <w:sz w:val="20"/>
+                <w:szCs w:val="20"/>
+              </w:rPr>
+              <w:t xml:space="preserve">   - record HoldingsResponse(Long userId, List&lt;Holding&gt; holdings), record Holding(String name, int quantity)</w:t>
+            </w:r>
+          </w:p>
+          <w:p>
+            <w:pPr>
+              <w:spacing w:before="0" w:after="0" w:line="300" w:lineRule="auto"/>
+              <w:rPr>
+                <w:rFonts w:ascii="맑은 고딕" w:hAnsi="맑은 고딕" w:eastAsia="맑은 고딕" w:cs="맑은 고딕"/>
+                <w:sz w:val="20"/>
+                <w:szCs w:val="20"/>
+              </w:rPr>
+            </w:pPr>
+            <w:r>
+              <w:rPr>
+                <w:rFonts w:ascii="맑은 고딕" w:hAnsi="맑은 고딕" w:eastAsia="맑은 고딕" w:cs="맑은 고딕"/>
+                <w:color w:val="000000"/>
+                <w:sz w:val="20"/>
+                <w:szCs w:val="20"/>
+              </w:rPr>
+              <w:t xml:space="preserve">   - 수업용 인메모리 데이터</w:t>
+            </w:r>
+          </w:p>
+          <w:p>
+            <w:pPr>
+              <w:spacing w:before="0" w:after="0" w:line="300" w:lineRule="auto"/>
+              <w:rPr>
+                <w:rFonts w:ascii="맑은 고딕" w:hAnsi="맑은 고딕" w:eastAsia="맑은 고딕" w:cs="맑은 고딕"/>
+                <w:sz w:val="20"/>
+                <w:szCs w:val="20"/>
+              </w:rPr>
+            </w:pPr>
+            <w:r>
+              <w:rPr>
+                <w:rFonts w:ascii="맑은 고딕" w:hAnsi="맑은 고딕" w:eastAsia="맑은 고딕" w:cs="맑은 고딕"/>
+                <w:color w:val="000000"/>
+                <w:sz w:val="20"/>
+                <w:szCs w:val="20"/>
+              </w:rPr>
+              <w:t xml:space="preserve">       사용자 1: 삼성전자 10주, SK하이닉스 5주, 현대차 3주</w:t>
+            </w:r>
+          </w:p>
+          <w:p>
+            <w:pPr>
+              <w:spacing w:before="0" w:after="0" w:line="300" w:lineRule="auto"/>
+              <w:rPr>
+                <w:rFonts w:ascii="맑은 고딕" w:hAnsi="맑은 고딕" w:eastAsia="맑은 고딕" w:cs="맑은 고딕"/>
+                <w:sz w:val="20"/>
+                <w:szCs w:val="20"/>
+              </w:rPr>
+            </w:pPr>
+            <w:r>
+              <w:rPr>
+                <w:rFonts w:ascii="맑은 고딕" w:hAnsi="맑은 고딕" w:eastAsia="맑은 고딕" w:cs="맑은 고딕"/>
+                <w:color w:val="000000"/>
+                <w:sz w:val="20"/>
+                <w:szCs w:val="20"/>
+              </w:rPr>
+              <w:t xml:space="preserve">       사용자 2: 삼성전자 2주</w:t>
+            </w:r>
+          </w:p>
+          <w:p>
+            <w:pPr>
+              <w:spacing w:before="0" w:after="0" w:line="300" w:lineRule="auto"/>
+              <w:rPr>
+                <w:rFonts w:ascii="맑은 고딕" w:hAnsi="맑은 고딕" w:eastAsia="맑은 고딕" w:cs="맑은 고딕"/>
+                <w:sz w:val="20"/>
+                <w:szCs w:val="20"/>
+              </w:rPr>
+            </w:pPr>
+            <w:r>
+              <w:rPr>
+                <w:rFonts w:ascii="맑은 고딕" w:hAnsi="맑은 고딕" w:eastAsia="맑은 고딕" w:cs="맑은 고딕"/>
+                <w:color w:val="000000"/>
+                <w:sz w:val="20"/>
+                <w:szCs w:val="20"/>
+              </w:rPr>
+              <w:t xml:space="preserve">   - 인가 먼저: 남의 보유 종목은 존재 여부도 알려주지 않는다 (403)</w:t>
+            </w:r>
+          </w:p>
+          <w:p>
+            <w:pPr>
+              <w:spacing w:before="0" w:after="0" w:line="300" w:lineRule="auto"/>
+              <w:rPr>
+                <w:rFonts w:ascii="맑은 고딕" w:hAnsi="맑은 고딕" w:eastAsia="맑은 고딕" w:cs="맑은 고딕"/>
+                <w:sz w:val="20"/>
+                <w:szCs w:val="20"/>
+              </w:rPr>
+            </w:pPr>
+            <w:r>
+              <w:rPr>
+                <w:rFonts w:ascii="맑은 고딕" w:hAnsi="맑은 고딕" w:eastAsia="맑은 고딕" w:cs="맑은 고딕"/>
+                <w:color w:val="000000"/>
+                <w:sz w:val="20"/>
+                <w:szCs w:val="20"/>
+              </w:rPr>
+              <w:t xml:space="preserve"> </w:t>
+            </w:r>
+          </w:p>
+          <w:p>
+            <w:pPr>
+              <w:spacing w:before="0" w:after="0" w:line="300" w:lineRule="auto"/>
+              <w:rPr>
+                <w:rFonts w:ascii="맑은 고딕" w:hAnsi="맑은 고딕" w:eastAsia="맑은 고딕" w:cs="맑은 고딕"/>
+                <w:sz w:val="20"/>
+                <w:szCs w:val="20"/>
+              </w:rPr>
+            </w:pPr>
+            <w:r>
+              <w:rPr>
+                <w:rFonts w:ascii="맑은 고딕" w:hAnsi="맑은 고딕" w:eastAsia="맑은 고딕" w:cs="맑은 고딕"/>
+                <w:color w:val="000000"/>
+                <w:sz w:val="20"/>
+                <w:szCs w:val="20"/>
+              </w:rPr>
+              <w:t>2. 보안·설정</w:t>
+            </w:r>
+          </w:p>
+          <w:p>
+            <w:pPr>
+              <w:spacing w:before="0" w:after="0" w:line="300" w:lineRule="auto"/>
+              <w:rPr>
+                <w:rFonts w:ascii="맑은 고딕" w:hAnsi="맑은 고딕" w:eastAsia="맑은 고딕" w:cs="맑은 고딕"/>
+                <w:sz w:val="20"/>
+                <w:szCs w:val="20"/>
+              </w:rPr>
+            </w:pPr>
+            <w:r>
+              <w:rPr>
+                <w:rFonts w:ascii="맑은 고딕" w:hAnsi="맑은 고딕" w:eastAsia="맑은 고딕" w:cs="맑은 고딕"/>
+                <w:color w:val="000000"/>
+                <w:sz w:val="20"/>
+                <w:szCs w:val="20"/>
+              </w:rPr>
+              <w:t xml:space="preserve">   - /internal/** 은 기존처럼 인증을 요구한다 (JWT 필터·Security 설정은 그대로)</w:t>
+            </w:r>
+          </w:p>
+          <w:p>
+            <w:pPr>
+              <w:spacing w:before="0" w:after="0" w:line="300" w:lineRule="auto"/>
+              <w:rPr>
+                <w:rFonts w:ascii="맑은 고딕" w:hAnsi="맑은 고딕" w:eastAsia="맑은 고딕" w:cs="맑은 고딕"/>
+                <w:sz w:val="20"/>
+                <w:szCs w:val="20"/>
+              </w:rPr>
+            </w:pPr>
+            <w:r>
+              <w:rPr>
+                <w:rFonts w:ascii="맑은 고딕" w:hAnsi="맑은 고딕" w:eastAsia="맑은 고딕" w:cs="맑은 고딕"/>
+                <w:color w:val="000000"/>
+                <w:sz w:val="20"/>
+                <w:szCs w:val="20"/>
+              </w:rPr>
+              <w:t xml:space="preserve">   - 운영에서는 /internal/** 을 외부에 노출하지 않아야 한다는 주석을 남긴다</w:t>
+            </w:r>
+          </w:p>
+          <w:p>
+            <w:pPr>
+              <w:spacing w:before="0" w:after="0" w:line="300" w:lineRule="auto"/>
+              <w:rPr>
+                <w:rFonts w:ascii="맑은 고딕" w:hAnsi="맑은 고딕" w:eastAsia="맑은 고딕" w:cs="맑은 고딕"/>
+                <w:sz w:val="20"/>
+                <w:szCs w:val="20"/>
+              </w:rPr>
+            </w:pPr>
+            <w:r>
+              <w:rPr>
+                <w:rFonts w:ascii="맑은 고딕" w:hAnsi="맑은 고딕" w:eastAsia="맑은 고딕" w:cs="맑은 고딕"/>
+                <w:color w:val="000000"/>
+                <w:sz w:val="20"/>
+                <w:szCs w:val="20"/>
+              </w:rPr>
+              <w:t xml:space="preserve"> </w:t>
+            </w:r>
+          </w:p>
+          <w:p>
+            <w:pPr>
+              <w:spacing w:before="0" w:after="0" w:line="300" w:lineRule="auto"/>
+              <w:rPr>
+                <w:rFonts w:ascii="맑은 고딕" w:hAnsi="맑은 고딕" w:eastAsia="맑은 고딕" w:cs="맑은 고딕"/>
+                <w:sz w:val="20"/>
+                <w:szCs w:val="20"/>
+              </w:rPr>
+            </w:pPr>
+            <w:r>
+              <w:rPr>
+                <w:rFonts w:ascii="맑은 고딕" w:hAnsi="맑은 고딕" w:eastAsia="맑은 고딕" w:cs="맑은 고딕"/>
+                <w:color w:val="000000"/>
+                <w:sz w:val="20"/>
+                <w:szCs w:val="20"/>
+              </w:rPr>
+              <w:t>3. 테스트 (MockMvc 또는 기존 테스트 방식)</w:t>
+            </w:r>
+          </w:p>
+          <w:p>
+            <w:pPr>
+              <w:spacing w:before="0" w:after="0" w:line="300" w:lineRule="auto"/>
+              <w:rPr>
+                <w:rFonts w:ascii="맑은 고딕" w:hAnsi="맑은 고딕" w:eastAsia="맑은 고딕" w:cs="맑은 고딕"/>
+                <w:sz w:val="20"/>
+                <w:szCs w:val="20"/>
+              </w:rPr>
+            </w:pPr>
+            <w:r>
+              <w:rPr>
+                <w:rFonts w:ascii="맑은 고딕" w:hAnsi="맑은 고딕" w:eastAsia="맑은 고딕" w:cs="맑은 고딕"/>
+                <w:color w:val="000000"/>
+                <w:sz w:val="20"/>
+                <w:szCs w:val="20"/>
+              </w:rPr>
+              <w:t xml:space="preserve">   - 본인 토큰으로 호출하면 200 과 올바른 목록 (사용자 1 은 3종목, 사용자 2 는 1종목)</w:t>
+            </w:r>
+          </w:p>
+          <w:p>
+            <w:pPr>
+              <w:spacing w:before="0" w:after="0" w:line="300" w:lineRule="auto"/>
+              <w:rPr>
+                <w:rFonts w:ascii="맑은 고딕" w:hAnsi="맑은 고딕" w:eastAsia="맑은 고딕" w:cs="맑은 고딕"/>
+                <w:sz w:val="20"/>
+                <w:szCs w:val="20"/>
+              </w:rPr>
+            </w:pPr>
+            <w:r>
+              <w:rPr>
+                <w:rFonts w:ascii="맑은 고딕" w:hAnsi="맑은 고딕" w:eastAsia="맑은 고딕" w:cs="맑은 고딕"/>
+                <w:color w:val="000000"/>
+                <w:sz w:val="20"/>
+                <w:szCs w:val="20"/>
+              </w:rPr>
+              <w:t xml:space="preserve">   - 다른 사용자의 userId 로 호출하면 403</w:t>
+            </w:r>
+          </w:p>
+          <w:p>
+            <w:pPr>
+              <w:spacing w:before="0" w:after="0" w:line="300" w:lineRule="auto"/>
+              <w:rPr>
+                <w:rFonts w:ascii="맑은 고딕" w:hAnsi="맑은 고딕" w:eastAsia="맑은 고딕" w:cs="맑은 고딕"/>
+                <w:sz w:val="20"/>
+                <w:szCs w:val="20"/>
+              </w:rPr>
+            </w:pPr>
+            <w:r>
+              <w:rPr>
+                <w:rFonts w:ascii="맑은 고딕" w:hAnsi="맑은 고딕" w:eastAsia="맑은 고딕" w:cs="맑은 고딕"/>
+                <w:color w:val="000000"/>
+                <w:sz w:val="20"/>
+                <w:szCs w:val="20"/>
+              </w:rPr>
+              <w:t xml:space="preserve">   - 토큰이 없으면 401</w:t>
+            </w:r>
+          </w:p>
+          <w:p>
+            <w:pPr>
+              <w:spacing w:before="0" w:after="0" w:line="300" w:lineRule="auto"/>
+              <w:rPr>
+                <w:rFonts w:ascii="맑은 고딕" w:hAnsi="맑은 고딕" w:eastAsia="맑은 고딕" w:cs="맑은 고딕"/>
+                <w:sz w:val="20"/>
+                <w:szCs w:val="20"/>
+              </w:rPr>
+            </w:pPr>
+            <w:r>
+              <w:rPr>
+                <w:rFonts w:ascii="맑은 고딕" w:hAnsi="맑은 고딕" w:eastAsia="맑은 고딕" w:cs="맑은 고딕"/>
+                <w:color w:val="000000"/>
+                <w:sz w:val="20"/>
+                <w:szCs w:val="20"/>
+              </w:rPr>
+              <w:t xml:space="preserve">   - 데이터가 없는 userId(본인 토큰)는 404</w:t>
+            </w:r>
+          </w:p>
+          <w:p>
+            <w:pPr>
+              <w:spacing w:before="0" w:after="0" w:line="300" w:lineRule="auto"/>
+              <w:rPr>
+                <w:rFonts w:ascii="맑은 고딕" w:hAnsi="맑은 고딕" w:eastAsia="맑은 고딕" w:cs="맑은 고딕"/>
+                <w:sz w:val="20"/>
+                <w:szCs w:val="20"/>
+              </w:rPr>
+            </w:pPr>
+            <w:r>
+              <w:rPr>
+                <w:rFonts w:ascii="맑은 고딕" w:hAnsi="맑은 고딕" w:eastAsia="맑은 고딕" w:cs="맑은 고딕"/>
+                <w:color w:val="000000"/>
+                <w:sz w:val="20"/>
+                <w:szCs w:val="20"/>
+              </w:rPr>
+              <w:t xml:space="preserve">   - POST 로 호출하면 허용되지 않는다</w:t>
+            </w:r>
+          </w:p>
+        </w:tc>
+      </w:tr>
+    </w:tbl>
+    <w:p>
+      <w:pPr>
+        <w:spacing w:before="0" w:after="0" w:lineRule="exact" w:line="220"/>
+        <w:rPr>
+          <w:rFonts w:ascii="맑은 고딕" w:hAnsi="맑은 고딕" w:eastAsia="맑은 고딕" w:cs="맑은 고딕"/>
+          <w:sz w:val="12"/>
+          <w:szCs w:val="12"/>
+        </w:rPr>
+      </w:pPr>
+    </w:p>
+    <w:p>
+      <w:pPr>
+        <w:spacing w:before="0" w:after="100" w:line="312" w:lineRule="auto"/>
+        <w:rPr>
+          <w:rFonts w:ascii="맑은 고딕" w:hAnsi="맑은 고딕" w:eastAsia="맑은 고딕" w:cs="맑은 고딕"/>
+          <w:sz w:val="21"/>
+          <w:szCs w:val="21"/>
+        </w:rPr>
+      </w:pPr>
+      <w:r>
+        <w:rPr>
+          <w:rFonts w:ascii="맑은 고딕" w:hAnsi="맑은 고딕" w:eastAsia="맑은 고딕" w:cs="맑은 고딕"/>
+          <w:b/>
+          <w:sz w:val="21"/>
+          <w:szCs w:val="21"/>
+        </w:rPr>
+        <w:t>확인 (curl, cmd 모드)</w:t>
+      </w:r>
+      <w:r>
+        <w:rPr>
+          <w:rFonts w:ascii="맑은 고딕" w:hAnsi="맑은 고딕" w:eastAsia="맑은 고딕" w:cs="맑은 고딕"/>
+          <w:sz w:val="21"/>
+          <w:szCs w:val="21"/>
+        </w:rPr>
+        <w:t xml:space="preserve"> — 로그인 응답의 </w:t>
+      </w:r>
+      <w:r>
+        <w:rPr>
+          <w:rFonts w:ascii="맑은 고딕" w:hAnsi="맑은 고딕" w:eastAsia="맑은 고딕" w:cs="맑은 고딕"/>
+          <w:b/>
+          <w:color w:val="1F3864"/>
+          <w:sz w:val="21"/>
+          <w:szCs w:val="21"/>
+        </w:rPr>
+        <w:t>id</w:t>
+      </w:r>
+      <w:r>
+        <w:rPr>
+          <w:rFonts w:ascii="맑은 고딕" w:hAnsi="맑은 고딕" w:eastAsia="맑은 고딕" w:cs="맑은 고딕"/>
+          <w:sz w:val="21"/>
+          <w:szCs w:val="21"/>
+        </w:rPr>
+        <w:t>가 1이라고 가정합니다.</w:t>
+      </w:r>
+    </w:p>
+    <w:p>
+      <w:pPr>
+        <w:keepNext/>
+        <w:spacing w:before="0" w:after="40" w:line="312" w:lineRule="auto"/>
+        <w:rPr>
+          <w:rFonts w:ascii="맑은 고딕" w:hAnsi="맑은 고딕" w:eastAsia="맑은 고딕" w:cs="맑은 고딕"/>
+          <w:sz w:val="19"/>
+          <w:szCs w:val="19"/>
+        </w:rPr>
+      </w:pPr>
+      <w:r>
+        <w:rPr>
+          <w:rFonts w:ascii="맑은 고딕" w:hAnsi="맑은 고딕" w:eastAsia="맑은 고딕" w:cs="맑은 고딕"/>
+          <w:b/>
+          <w:color w:val="595959"/>
+          <w:sz w:val="19"/>
+          <w:szCs w:val="19"/>
+        </w:rPr>
+        <w:t>cmd (Windows)</w:t>
+      </w:r>
+    </w:p>
+    <w:tbl>
+      <w:tblPr>
+        <w:jc w:val="center"/>
+        <w:tblW w:w="9026" w:type="dxa"/>
+        <w:tblLayout w:type="fixed"/>
+      </w:tblPr>
+      <w:tblGrid>
+        <w:gridCol w:w="9026"/>
+      </w:tblGrid>
+      <w:tr>
+        <w:trPr>
+          <w:cantSplit/>
+        </w:trPr>
+        <w:tc>
+          <w:tcPr>
+            <w:tcW w:w="9026" w:type="dxa"/>
+            <w:tcBorders>
+              <w:top w:val="single" w:sz="4" w:space="0" w:color="BFBFBF"/>
+              <w:left w:val="single" w:sz="4" w:space="0" w:color="BFBFBF"/>
+              <w:bottom w:val="single" w:sz="4" w:space="0" w:color="BFBFBF"/>
+              <w:right w:val="single" w:sz="4" w:space="0" w:color="BFBFBF"/>
+            </w:tcBorders>
+            <w:shd w:val="clear" w:color="auto" w:fill="F8F8F8"/>
+            <w:tcMar>
+              <w:top w:w="140" w:type="dxa"/>
+              <w:left w:w="160" w:type="dxa"/>
+              <w:bottom w:w="140" w:type="dxa"/>
+              <w:right w:w="160" w:type="dxa"/>
+            </w:tcMar>
+          </w:tcPr>
+          <w:p>
+            <w:pPr>
+              <w:spacing w:before="0" w:after="0" w:line="288" w:lineRule="auto"/>
+              <w:rPr>
+                <w:rFonts w:ascii="맑은 고딕" w:hAnsi="맑은 고딕" w:eastAsia="맑은 고딕" w:cs="맑은 고딕"/>
+                <w:sz w:val="21"/>
+                <w:szCs w:val="21"/>
+              </w:rPr>
+            </w:pPr>
+            <w:r>
+              <w:rPr>
+                <w:rFonts w:ascii="맑은 고딕" w:hAnsi="맑은 고딕" w:eastAsia="맑은 고딕" w:cs="맑은 고딕"/>
+                <w:color w:val="000000"/>
+                <w:sz w:val="21"/>
+                <w:szCs w:val="21"/>
+              </w:rPr>
+              <w:t>chcp 65001</w:t>
+            </w:r>
+          </w:p>
+          <w:p>
+            <w:pPr>
+              <w:spacing w:before="0" w:after="0" w:line="288" w:lineRule="auto"/>
+              <w:rPr>
+                <w:rFonts w:ascii="맑은 고딕" w:hAnsi="맑은 고딕" w:eastAsia="맑은 고딕" w:cs="맑은 고딕"/>
+                <w:sz w:val="21"/>
+                <w:szCs w:val="21"/>
+              </w:rPr>
+            </w:pPr>
+            <w:r>
+              <w:rPr>
+                <w:rFonts w:ascii="맑은 고딕" w:hAnsi="맑은 고딕" w:eastAsia="맑은 고딕" w:cs="맑은 고딕"/>
+                <w:color w:val="000000"/>
+                <w:sz w:val="21"/>
+                <w:szCs w:val="21"/>
+              </w:rPr>
+              <w:t>curl -s -c cookies.txt -X POST http://localhost:8000/api/auth/login ^</w:t>
+            </w:r>
+          </w:p>
+          <w:p>
+            <w:pPr>
+              <w:spacing w:before="0" w:after="0" w:line="288" w:lineRule="auto"/>
+              <w:rPr>
+                <w:rFonts w:ascii="맑은 고딕" w:hAnsi="맑은 고딕" w:eastAsia="맑은 고딕" w:cs="맑은 고딕"/>
+                <w:sz w:val="21"/>
+                <w:szCs w:val="21"/>
+              </w:rPr>
+            </w:pPr>
+            <w:r>
+              <w:rPr>
+                <w:rFonts w:ascii="맑은 고딕" w:hAnsi="맑은 고딕" w:eastAsia="맑은 고딕" w:cs="맑은 고딕"/>
+                <w:color w:val="000000"/>
+                <w:sz w:val="21"/>
+                <w:szCs w:val="21"/>
+              </w:rPr>
+              <w:t xml:space="preserve">  -H "Content-Type: application/json" ^</w:t>
+            </w:r>
+          </w:p>
+          <w:p>
+            <w:pPr>
+              <w:spacing w:before="0" w:after="0" w:line="288" w:lineRule="auto"/>
+              <w:rPr>
+                <w:rFonts w:ascii="맑은 고딕" w:hAnsi="맑은 고딕" w:eastAsia="맑은 고딕" w:cs="맑은 고딕"/>
+                <w:sz w:val="21"/>
+                <w:szCs w:val="21"/>
+              </w:rPr>
+            </w:pPr>
+            <w:r>
+              <w:rPr>
+                <w:rFonts w:ascii="맑은 고딕" w:hAnsi="맑은 고딕" w:eastAsia="맑은 고딕" w:cs="맑은 고딕"/>
+                <w:color w:val="000000"/>
+                <w:sz w:val="21"/>
+                <w:szCs w:val="21"/>
+              </w:rPr>
+              <w:t xml:space="preserve">  -d "{\"email\":\"test@example.com\"}"</w:t>
+            </w:r>
+          </w:p>
+          <w:p>
+            <w:pPr>
+              <w:spacing w:before="0" w:after="0" w:line="288" w:lineRule="auto"/>
+              <w:rPr>
+                <w:rFonts w:ascii="맑은 고딕" w:hAnsi="맑은 고딕" w:eastAsia="맑은 고딕" w:cs="맑은 고딕"/>
+                <w:sz w:val="21"/>
+                <w:szCs w:val="21"/>
+              </w:rPr>
+            </w:pPr>
+            <w:r>
+              <w:rPr>
+                <w:rFonts w:ascii="맑은 고딕" w:hAnsi="맑은 고딕" w:eastAsia="맑은 고딕" w:cs="맑은 고딕"/>
+                <w:color w:val="000000"/>
+                <w:sz w:val="21"/>
+                <w:szCs w:val="21"/>
+              </w:rPr>
+              <w:t xml:space="preserve"> </w:t>
+            </w:r>
+          </w:p>
+          <w:p>
+            <w:pPr>
+              <w:spacing w:before="0" w:after="0" w:line="288" w:lineRule="auto"/>
+              <w:rPr>
+                <w:rFonts w:ascii="맑은 고딕" w:hAnsi="맑은 고딕" w:eastAsia="맑은 고딕" w:cs="맑은 고딕"/>
+                <w:sz w:val="21"/>
+                <w:szCs w:val="21"/>
+              </w:rPr>
+            </w:pPr>
+            <w:r>
+              <w:rPr>
+                <w:rFonts w:ascii="맑은 고딕" w:hAnsi="맑은 고딕" w:eastAsia="맑은 고딕" w:cs="맑은 고딕"/>
+                <w:color w:val="000000"/>
+                <w:sz w:val="21"/>
+                <w:szCs w:val="21"/>
+              </w:rPr>
+              <w:t>curl -s -b cookies.txt http://localhost:8000/internal/api/accounts/1/holdings</w:t>
+            </w:r>
+          </w:p>
+          <w:p>
+            <w:pPr>
+              <w:spacing w:before="0" w:after="0" w:line="288" w:lineRule="auto"/>
+              <w:rPr>
+                <w:rFonts w:ascii="맑은 고딕" w:hAnsi="맑은 고딕" w:eastAsia="맑은 고딕" w:cs="맑은 고딕"/>
+                <w:sz w:val="21"/>
+                <w:szCs w:val="21"/>
+              </w:rPr>
+            </w:pPr>
+            <w:r>
+              <w:rPr>
+                <w:rFonts w:ascii="맑은 고딕" w:hAnsi="맑은 고딕" w:eastAsia="맑은 고딕" w:cs="맑은 고딕"/>
+                <w:color w:val="000000"/>
+                <w:sz w:val="21"/>
+                <w:szCs w:val="21"/>
+              </w:rPr>
+              <w:t>curl -s -b cookies.txt http://localhost:8000/internal/api/accounts/2/holdings</w:t>
+            </w:r>
+          </w:p>
+        </w:tc>
+      </w:tr>
+    </w:tbl>
+    <w:p>
+      <w:pPr>
+        <w:spacing w:before="0" w:after="0" w:lineRule="exact" w:line="220"/>
+        <w:rPr>
+          <w:rFonts w:ascii="맑은 고딕" w:hAnsi="맑은 고딕" w:eastAsia="맑은 고딕" w:cs="맑은 고딕"/>
+          <w:sz w:val="12"/>
+          <w:szCs w:val="12"/>
+        </w:rPr>
+      </w:pPr>
+    </w:p>
+    <w:tbl>
+      <w:tblPr>
+        <w:jc w:val="center"/>
+        <w:tblW w:w="9026" w:type="dxa"/>
+        <w:tblLayout w:type="fixed"/>
+      </w:tblPr>
+      <w:tblGrid>
+        <w:gridCol w:w="4300"/>
+        <w:gridCol w:w="4726"/>
+      </w:tblGrid>
+      <w:tr>
+        <w:trPr>
+          <w:tblHeader/>
+        </w:trPr>
+        <w:tc>
+          <w:tcPr>
+            <w:tcW w:w="4300" w:type="dxa"/>
+            <w:tcBorders>
+              <w:top w:val="single" w:sz="4" w:space="0" w:color="BFBFBF"/>
+              <w:left w:val="single" w:sz="4" w:space="0" w:color="BFBFBF"/>
+              <w:bottom w:val="single" w:sz="4" w:space="0" w:color="BFBFBF"/>
+              <w:right w:val="single" w:sz="4" w:space="0" w:color="BFBFBF"/>
+            </w:tcBorders>
+            <w:shd w:val="clear" w:color="auto" w:fill="E6ECF5"/>
+            <w:tcMar>
+              <w:top w:w="80" w:type="dxa"/>
+              <w:left w:w="100" w:type="dxa"/>
+              <w:bottom w:w="80" w:type="dxa"/>
+              <w:right w:w="100" w:type="dxa"/>
+            </w:tcMar>
+          </w:tcPr>
+          <w:p>
+            <w:pPr>
+              <w:spacing w:before="0" w:after="30" w:line="300" w:lineRule="auto"/>
+              <w:rPr>
+                <w:rFonts w:ascii="맑은 고딕" w:hAnsi="맑은 고딕" w:eastAsia="맑은 고딕" w:cs="맑은 고딕"/>
+                <w:sz w:val="19"/>
+                <w:szCs w:val="19"/>
+              </w:rPr>
+            </w:pPr>
+            <w:r>
+              <w:rPr>
+                <w:rFonts w:ascii="맑은 고딕" w:hAnsi="맑은 고딕" w:eastAsia="맑은 고딕" w:cs="맑은 고딕"/>
+                <w:b/>
+                <w:color w:val="1F3864"/>
+                <w:sz w:val="19"/>
+                <w:szCs w:val="19"/>
+              </w:rPr>
+              <w:t>확인</w:t>
+            </w:r>
+          </w:p>
+        </w:tc>
+        <w:tc>
+          <w:tcPr>
+            <w:tcW w:w="4726" w:type="dxa"/>
+            <w:tcBorders>
+              <w:top w:val="single" w:sz="4" w:space="0" w:color="BFBFBF"/>
+              <w:left w:val="single" w:sz="4" w:space="0" w:color="BFBFBF"/>
+              <w:bottom w:val="single" w:sz="4" w:space="0" w:color="BFBFBF"/>
+              <w:right w:val="single" w:sz="4" w:space="0" w:color="BFBFBF"/>
+            </w:tcBorders>
+            <w:shd w:val="clear" w:color="auto" w:fill="E6ECF5"/>
+            <w:tcMar>
+              <w:top w:w="80" w:type="dxa"/>
+              <w:left w:w="100" w:type="dxa"/>
+              <w:bottom w:w="80" w:type="dxa"/>
+              <w:right w:w="100" w:type="dxa"/>
+            </w:tcMar>
+          </w:tcPr>
+          <w:p>
+            <w:pPr>
+              <w:spacing w:before="0" w:after="30" w:line="300" w:lineRule="auto"/>
+              <w:rPr>
+                <w:rFonts w:ascii="맑은 고딕" w:hAnsi="맑은 고딕" w:eastAsia="맑은 고딕" w:cs="맑은 고딕"/>
+                <w:sz w:val="19"/>
+                <w:szCs w:val="19"/>
+              </w:rPr>
+            </w:pPr>
+            <w:r>
+              <w:rPr>
+                <w:rFonts w:ascii="맑은 고딕" w:hAnsi="맑은 고딕" w:eastAsia="맑은 고딕" w:cs="맑은 고딕"/>
+                <w:b/>
+                <w:color w:val="1F3864"/>
+                <w:sz w:val="19"/>
+                <w:szCs w:val="19"/>
+              </w:rPr>
+              <w:t>기대 결과</w:t>
+            </w:r>
+          </w:p>
+        </w:tc>
+      </w:tr>
+      <w:tr>
+        <w:trPr>
+          <w:cantSplit/>
+        </w:trPr>
+        <w:tc>
+          <w:tcPr>
+            <w:tcW w:w="4300" w:type="dxa"/>
+            <w:tcBorders>
+              <w:top w:val="single" w:sz="4" w:space="0" w:color="BFBFBF"/>
+              <w:left w:val="single" w:sz="4" w:space="0" w:color="BFBFBF"/>
+              <w:bottom w:val="single" w:sz="4" w:space="0" w:color="BFBFBF"/>
+              <w:right w:val="single" w:sz="4" w:space="0" w:color="BFBFBF"/>
+            </w:tcBorders>
+            <w:tcMar>
+              <w:top w:w="80" w:type="dxa"/>
+              <w:left w:w="100" w:type="dxa"/>
+              <w:bottom w:w="80" w:type="dxa"/>
+              <w:right w:w="100" w:type="dxa"/>
+            </w:tcMar>
+          </w:tcPr>
+          <w:p>
+            <w:pPr>
+              <w:spacing w:before="0" w:after="30" w:line="300" w:lineRule="auto"/>
+              <w:rPr>
+                <w:rFonts w:ascii="맑은 고딕" w:hAnsi="맑은 고딕" w:eastAsia="맑은 고딕" w:cs="맑은 고딕"/>
+                <w:sz w:val="19"/>
+                <w:szCs w:val="19"/>
+              </w:rPr>
+            </w:pPr>
+            <w:r>
+              <w:rPr>
+                <w:rFonts w:ascii="맑은 고딕" w:hAnsi="맑은 고딕" w:eastAsia="맑은 고딕" w:cs="맑은 고딕"/>
+                <w:b/>
+                <w:color w:val="1F3864"/>
+                <w:sz w:val="19"/>
+                <w:szCs w:val="19"/>
+              </w:rPr>
+              <w:t>/internal/api/accounts/1/holdings</w:t>
+            </w:r>
+            <w:r>
+              <w:rPr>
+                <w:rFonts w:ascii="맑은 고딕" w:hAnsi="맑은 고딕" w:eastAsia="맑은 고딕" w:cs="맑은 고딕"/>
+                <w:sz w:val="19"/>
+                <w:szCs w:val="19"/>
+              </w:rPr>
+              <w:t xml:space="preserve"> (사용자 1로 로그인)</w:t>
+            </w:r>
+          </w:p>
+        </w:tc>
+        <w:tc>
+          <w:tcPr>
+            <w:tcW w:w="4726" w:type="dxa"/>
+            <w:tcBorders>
+              <w:top w:val="single" w:sz="4" w:space="0" w:color="BFBFBF"/>
+              <w:left w:val="single" w:sz="4" w:space="0" w:color="BFBFBF"/>
+              <w:bottom w:val="single" w:sz="4" w:space="0" w:color="BFBFBF"/>
+              <w:right w:val="single" w:sz="4" w:space="0" w:color="BFBFBF"/>
+            </w:tcBorders>
+            <w:tcMar>
+              <w:top w:w="80" w:type="dxa"/>
+              <w:left w:w="100" w:type="dxa"/>
+              <w:bottom w:w="80" w:type="dxa"/>
+              <w:right w:w="100" w:type="dxa"/>
+            </w:tcMar>
+          </w:tcPr>
+          <w:p>
+            <w:pPr>
+              <w:spacing w:before="0" w:after="30" w:line="300" w:lineRule="auto"/>
+              <w:rPr>
+                <w:rFonts w:ascii="맑은 고딕" w:hAnsi="맑은 고딕" w:eastAsia="맑은 고딕" w:cs="맑은 고딕"/>
+                <w:sz w:val="19"/>
+                <w:szCs w:val="19"/>
+              </w:rPr>
+            </w:pPr>
+            <w:r>
+              <w:rPr>
+                <w:rFonts w:ascii="맑은 고딕" w:hAnsi="맑은 고딕" w:eastAsia="맑은 고딕" w:cs="맑은 고딕"/>
+                <w:sz w:val="19"/>
+                <w:szCs w:val="19"/>
+              </w:rPr>
+              <w:t>200, 삼성전자 10 · SK하이닉스 5 · 현대차 3</w:t>
+            </w:r>
+          </w:p>
+        </w:tc>
+      </w:tr>
+      <w:tr>
+        <w:trPr>
+          <w:cantSplit/>
+        </w:trPr>
+        <w:tc>
+          <w:tcPr>
+            <w:tcW w:w="4300" w:type="dxa"/>
+            <w:tcBorders>
+              <w:top w:val="single" w:sz="4" w:space="0" w:color="BFBFBF"/>
+              <w:left w:val="single" w:sz="4" w:space="0" w:color="BFBFBF"/>
+              <w:bottom w:val="single" w:sz="4" w:space="0" w:color="BFBFBF"/>
+              <w:right w:val="single" w:sz="4" w:space="0" w:color="BFBFBF"/>
+            </w:tcBorders>
+            <w:tcMar>
+              <w:top w:w="80" w:type="dxa"/>
+              <w:left w:w="100" w:type="dxa"/>
+              <w:bottom w:w="80" w:type="dxa"/>
+              <w:right w:w="100" w:type="dxa"/>
+            </w:tcMar>
+          </w:tcPr>
+          <w:p>
+            <w:pPr>
+              <w:spacing w:before="0" w:after="30" w:line="300" w:lineRule="auto"/>
+              <w:rPr>
+                <w:rFonts w:ascii="맑은 고딕" w:hAnsi="맑은 고딕" w:eastAsia="맑은 고딕" w:cs="맑은 고딕"/>
+                <w:sz w:val="19"/>
+                <w:szCs w:val="19"/>
+              </w:rPr>
+            </w:pPr>
+            <w:r>
+              <w:rPr>
+                <w:rFonts w:ascii="맑은 고딕" w:hAnsi="맑은 고딕" w:eastAsia="맑은 고딕" w:cs="맑은 고딕"/>
+                <w:b/>
+                <w:color w:val="1F3864"/>
+                <w:sz w:val="19"/>
+                <w:szCs w:val="19"/>
+              </w:rPr>
+              <w:t>/internal/api/accounts/2/holdings</w:t>
+            </w:r>
+            <w:r>
+              <w:rPr>
+                <w:rFonts w:ascii="맑은 고딕" w:hAnsi="맑은 고딕" w:eastAsia="맑은 고딕" w:cs="맑은 고딕"/>
+                <w:sz w:val="19"/>
+                <w:szCs w:val="19"/>
+              </w:rPr>
+              <w:t xml:space="preserve"> (사용자 1로 로그인)</w:t>
+            </w:r>
+          </w:p>
+        </w:tc>
+        <w:tc>
+          <w:tcPr>
+            <w:tcW w:w="4726" w:type="dxa"/>
+            <w:tcBorders>
+              <w:top w:val="single" w:sz="4" w:space="0" w:color="BFBFBF"/>
+              <w:left w:val="single" w:sz="4" w:space="0" w:color="BFBFBF"/>
+              <w:bottom w:val="single" w:sz="4" w:space="0" w:color="BFBFBF"/>
+              <w:right w:val="single" w:sz="4" w:space="0" w:color="BFBFBF"/>
+            </w:tcBorders>
+            <w:tcMar>
+              <w:top w:w="80" w:type="dxa"/>
+              <w:left w:w="100" w:type="dxa"/>
+              <w:bottom w:w="80" w:type="dxa"/>
+              <w:right w:w="100" w:type="dxa"/>
+            </w:tcMar>
+          </w:tcPr>
+          <w:p>
+            <w:pPr>
+              <w:spacing w:before="0" w:after="30" w:line="300" w:lineRule="auto"/>
+              <w:rPr>
+                <w:rFonts w:ascii="맑은 고딕" w:hAnsi="맑은 고딕" w:eastAsia="맑은 고딕" w:cs="맑은 고딕"/>
+                <w:sz w:val="19"/>
+                <w:szCs w:val="19"/>
+              </w:rPr>
+            </w:pPr>
+            <w:r>
+              <w:rPr>
+                <w:rFonts w:ascii="맑은 고딕" w:hAnsi="맑은 고딕" w:eastAsia="맑은 고딕" w:cs="맑은 고딕"/>
+                <w:sz w:val="19"/>
+                <w:szCs w:val="19"/>
+              </w:rPr>
+              <w:t>403 — 남의 보유 종목은 볼 수 없다</w:t>
+            </w:r>
+          </w:p>
+        </w:tc>
+      </w:tr>
+      <w:tr>
+        <w:trPr>
+          <w:cantSplit/>
+        </w:trPr>
+        <w:tc>
+          <w:tcPr>
+            <w:tcW w:w="4300" w:type="dxa"/>
+            <w:tcBorders>
+              <w:top w:val="single" w:sz="4" w:space="0" w:color="BFBFBF"/>
+              <w:left w:val="single" w:sz="4" w:space="0" w:color="BFBFBF"/>
+              <w:bottom w:val="single" w:sz="4" w:space="0" w:color="BFBFBF"/>
+              <w:right w:val="single" w:sz="4" w:space="0" w:color="BFBFBF"/>
+            </w:tcBorders>
+            <w:tcMar>
+              <w:top w:w="80" w:type="dxa"/>
+              <w:left w:w="100" w:type="dxa"/>
+              <w:bottom w:w="80" w:type="dxa"/>
+              <w:right w:w="100" w:type="dxa"/>
+            </w:tcMar>
+          </w:tcPr>
+          <w:p>
+            <w:pPr>
+              <w:spacing w:before="0" w:after="30" w:line="300" w:lineRule="auto"/>
+              <w:rPr>
+                <w:rFonts w:ascii="맑은 고딕" w:hAnsi="맑은 고딕" w:eastAsia="맑은 고딕" w:cs="맑은 고딕"/>
+                <w:sz w:val="19"/>
+                <w:szCs w:val="19"/>
+              </w:rPr>
+            </w:pPr>
+            <w:r>
+              <w:rPr>
+                <w:rFonts w:ascii="맑은 고딕" w:hAnsi="맑은 고딕" w:eastAsia="맑은 고딕" w:cs="맑은 고딕"/>
+                <w:sz w:val="19"/>
+                <w:szCs w:val="19"/>
+              </w:rPr>
+              <w:t>로그인 없이 호출</w:t>
+            </w:r>
+          </w:p>
+        </w:tc>
+        <w:tc>
+          <w:tcPr>
+            <w:tcW w:w="4726" w:type="dxa"/>
+            <w:tcBorders>
+              <w:top w:val="single" w:sz="4" w:space="0" w:color="BFBFBF"/>
+              <w:left w:val="single" w:sz="4" w:space="0" w:color="BFBFBF"/>
+              <w:bottom w:val="single" w:sz="4" w:space="0" w:color="BFBFBF"/>
+              <w:right w:val="single" w:sz="4" w:space="0" w:color="BFBFBF"/>
+            </w:tcBorders>
+            <w:tcMar>
+              <w:top w:w="80" w:type="dxa"/>
+              <w:left w:w="100" w:type="dxa"/>
+              <w:bottom w:w="80" w:type="dxa"/>
+              <w:right w:w="100" w:type="dxa"/>
+            </w:tcMar>
+          </w:tcPr>
+          <w:p>
+            <w:pPr>
+              <w:spacing w:before="0" w:after="30" w:line="300" w:lineRule="auto"/>
+              <w:rPr>
+                <w:rFonts w:ascii="맑은 고딕" w:hAnsi="맑은 고딕" w:eastAsia="맑은 고딕" w:cs="맑은 고딕"/>
+                <w:sz w:val="19"/>
+                <w:szCs w:val="19"/>
+              </w:rPr>
+            </w:pPr>
+            <w:r>
+              <w:rPr>
+                <w:rFonts w:ascii="맑은 고딕" w:hAnsi="맑은 고딕" w:eastAsia="맑은 고딕" w:cs="맑은 고딕"/>
+                <w:sz w:val="19"/>
+                <w:szCs w:val="19"/>
+              </w:rPr>
+              <w:t>401</w:t>
+            </w:r>
+          </w:p>
+        </w:tc>
+      </w:tr>
+    </w:tbl>
+    <w:p>
+      <w:pPr>
+        <w:spacing w:before="0" w:after="0" w:lineRule="exact" w:line="160"/>
+        <w:rPr>
+          <w:rFonts w:ascii="맑은 고딕" w:hAnsi="맑은 고딕" w:eastAsia="맑은 고딕" w:cs="맑은 고딕"/>
+          <w:sz w:val="12"/>
+          <w:szCs w:val="12"/>
+        </w:rPr>
+      </w:pPr>
+    </w:p>
+    <w:p>
+      <w:pPr>
+        <w:pStyle w:val="Heading2"/>
+        <w:keepNext/>
+        <w:spacing w:before="200" w:after="80" w:line="312" w:lineRule="auto"/>
+        <w:rPr>
+          <w:rFonts w:ascii="맑은 고딕" w:hAnsi="맑은 고딕" w:eastAsia="맑은 고딕" w:cs="맑은 고딕"/>
+          <w:sz w:val="24"/>
+          <w:szCs w:val="24"/>
+        </w:rPr>
+      </w:pPr>
+      <w:r>
+        <w:rPr>
+          <w:rFonts w:ascii="맑은 고딕" w:hAnsi="맑은 고딕" w:eastAsia="맑은 고딕" w:cs="맑은 고딕"/>
+          <w:b/>
+          <w:color w:val="1F3864"/>
+          <w:sz w:val="24"/>
+          <w:szCs w:val="24"/>
+        </w:rPr>
+        <w:t>7-2. 계획 · 실행 · 점검 순환 (FastAPI, VS Code)</w:t>
+      </w:r>
     </w:p>
     <w:p>
       <w:pPr>
@@ -11468,7 +13289,7 @@
                 <w:sz w:val="20"/>
                 <w:szCs w:val="20"/>
               </w:rPr>
-              <w:t>- 자동 실행하는 Tool 은 읽기 전용만 허용한다 (get_stock_price, get_per, get_exchange_rate, get_account_balance, search_documents)</w:t>
+              <w:t>- 자동 실행하는 Tool 은 읽기 전용만 허용한다</w:t>
             </w:r>
           </w:p>
           <w:p>
@@ -11487,6 +13308,101 @@
                 <w:sz w:val="20"/>
                 <w:szCs w:val="20"/>
               </w:rPr>
+              <w:t xml:space="preserve">    get_stock_price, get_per, get_exchange_rate, get_account_balance, get_holdings, search_documents</w:t>
+            </w:r>
+          </w:p>
+          <w:p>
+            <w:pPr>
+              <w:spacing w:before="0" w:after="0" w:line="300" w:lineRule="auto"/>
+              <w:rPr>
+                <w:rFonts w:ascii="맑은 고딕" w:hAnsi="맑은 고딕" w:eastAsia="맑은 고딕" w:cs="맑은 고딕"/>
+                <w:sz w:val="20"/>
+                <w:szCs w:val="20"/>
+              </w:rPr>
+            </w:pPr>
+            <w:r>
+              <w:rPr>
+                <w:rFonts w:ascii="맑은 고딕" w:hAnsi="맑은 고딕" w:eastAsia="맑은 고딕" w:cs="맑은 고딕"/>
+                <w:color w:val="000000"/>
+                <w:sz w:val="20"/>
+                <w:szCs w:val="20"/>
+              </w:rPr>
+              <w:t>- get_holdings: 인자 없음. user_id 와 토큰은 LLM 이 아니라 서버가 넣는다.</w:t>
+            </w:r>
+          </w:p>
+          <w:p>
+            <w:pPr>
+              <w:spacing w:before="0" w:after="0" w:line="300" w:lineRule="auto"/>
+              <w:rPr>
+                <w:rFonts w:ascii="맑은 고딕" w:hAnsi="맑은 고딕" w:eastAsia="맑은 고딕" w:cs="맑은 고딕"/>
+                <w:sz w:val="20"/>
+                <w:szCs w:val="20"/>
+              </w:rPr>
+            </w:pPr>
+            <w:r>
+              <w:rPr>
+                <w:rFonts w:ascii="맑은 고딕" w:hAnsi="맑은 고딕" w:eastAsia="맑은 고딕" w:cs="맑은 고딕"/>
+                <w:color w:val="000000"/>
+                <w:sz w:val="20"/>
+                <w:szCs w:val="20"/>
+              </w:rPr>
+              <w:t xml:space="preserve">    Spring 내부 API GET /internal/api/accounts/{userId}/holdings 를 호출한다 (DB 에 직접 접근하지 않는다)</w:t>
+            </w:r>
+          </w:p>
+          <w:p>
+            <w:pPr>
+              <w:spacing w:before="0" w:after="0" w:line="300" w:lineRule="auto"/>
+              <w:rPr>
+                <w:rFonts w:ascii="맑은 고딕" w:hAnsi="맑은 고딕" w:eastAsia="맑은 고딕" w:cs="맑은 고딕"/>
+                <w:sz w:val="20"/>
+                <w:szCs w:val="20"/>
+              </w:rPr>
+            </w:pPr>
+            <w:r>
+              <w:rPr>
+                <w:rFonts w:ascii="맑은 고딕" w:hAnsi="맑은 고딕" w:eastAsia="맑은 고딕" w:cs="맑은 고딕"/>
+                <w:color w:val="000000"/>
+                <w:sz w:val="20"/>
+                <w:szCs w:val="20"/>
+              </w:rPr>
+              <w:t xml:space="preserve">    응답 { userId, holdings: [ { name, quantity } ] }</w:t>
+            </w:r>
+          </w:p>
+          <w:p>
+            <w:pPr>
+              <w:spacing w:before="0" w:after="0" w:line="300" w:lineRule="auto"/>
+              <w:rPr>
+                <w:rFonts w:ascii="맑은 고딕" w:hAnsi="맑은 고딕" w:eastAsia="맑은 고딕" w:cs="맑은 고딕"/>
+                <w:sz w:val="20"/>
+                <w:szCs w:val="20"/>
+              </w:rPr>
+            </w:pPr>
+            <w:r>
+              <w:rPr>
+                <w:rFonts w:ascii="맑은 고딕" w:hAnsi="맑은 고딕" w:eastAsia="맑은 고딕" w:cs="맑은 고딕"/>
+                <w:color w:val="000000"/>
+                <w:sz w:val="20"/>
+                <w:szCs w:val="20"/>
+              </w:rPr>
+              <w:t>- 계획 단계의 종류: kind="tool" (tool_hint 는 허용 Tool 이름) 또는 kind="compute" (이번에는 "weights" 하나만 허용)</w:t>
+            </w:r>
+          </w:p>
+          <w:p>
+            <w:pPr>
+              <w:spacing w:before="0" w:after="0" w:line="300" w:lineRule="auto"/>
+              <w:rPr>
+                <w:rFonts w:ascii="맑은 고딕" w:hAnsi="맑은 고딕" w:eastAsia="맑은 고딕" w:cs="맑은 고딕"/>
+                <w:sz w:val="20"/>
+                <w:szCs w:val="20"/>
+              </w:rPr>
+            </w:pPr>
+            <w:r>
+              <w:rPr>
+                <w:rFonts w:ascii="맑은 고딕" w:hAnsi="맑은 고딕" w:eastAsia="맑은 고딕" w:cs="맑은 고딕"/>
+                <w:color w:val="000000"/>
+                <w:sz w:val="20"/>
+                <w:szCs w:val="20"/>
+              </w:rPr>
               <w:t>- 상한: 계획 최대 5단계, 재계획 최대 AGENT_MAX_REPLANS(기본 2)회, 전체 노드 실행 최대 GRAPH_MAX_STEPS 회, 시간 AGENT_MAX_SECONDS</w:t>
             </w:r>
           </w:p>
@@ -11620,7 +13536,7 @@
                 <w:sz w:val="20"/>
                 <w:szCs w:val="20"/>
               </w:rPr>
-              <w:t>1. State (autonomous_state.py)</w:t>
+              <w:t>1. 새 Tool 과 계산 함수</w:t>
             </w:r>
           </w:p>
           <w:p>
@@ -11639,7 +13555,7 @@
                 <w:sz w:val="20"/>
                 <w:szCs w:val="20"/>
               </w:rPr>
-              <w:t xml:space="preserve">   - goal(사용자의 큰 목표, 마스킹된 값), plan(단계 목록, 각 단계: {step, tool_hint}), step_index,</w:t>
+              <w:t xml:space="preserve">   - get_holdings (tools/registry.py): 위 계약대로 Spring 내부 API 를 호출한다.</w:t>
             </w:r>
           </w:p>
           <w:p>
@@ -11658,6 +13574,120 @@
                 <w:sz w:val="20"/>
                 <w:szCs w:val="20"/>
               </w:rPr>
+              <w:t xml:space="preserve">     로그인 정보(user_id, 토큰)가 없거나 403·404·연결 오류이면 예외 대신 한국어 안내 문자열을 반환한다 (기존 Tool 규칙)</w:t>
+            </w:r>
+          </w:p>
+          <w:p>
+            <w:pPr>
+              <w:spacing w:before="0" w:after="0" w:line="300" w:lineRule="auto"/>
+              <w:rPr>
+                <w:rFonts w:ascii="맑은 고딕" w:hAnsi="맑은 고딕" w:eastAsia="맑은 고딕" w:cs="맑은 고딕"/>
+                <w:sz w:val="20"/>
+                <w:szCs w:val="20"/>
+              </w:rPr>
+            </w:pPr>
+            <w:r>
+              <w:rPr>
+                <w:rFonts w:ascii="맑은 고딕" w:hAnsi="맑은 고딕" w:eastAsia="맑은 고딕" w:cs="맑은 고딕"/>
+                <w:color w:val="000000"/>
+                <w:sz w:val="20"/>
+                <w:szCs w:val="20"/>
+              </w:rPr>
+              <w:t xml:space="preserve">   - compute_weights(holdings, quotes) (순수 함수, LLM 호출 없음): 종목별 평가금액(수량 × 가격), 합계, 비중(%)을 계산한다.</w:t>
+            </w:r>
+          </w:p>
+          <w:p>
+            <w:pPr>
+              <w:spacing w:before="0" w:after="0" w:line="300" w:lineRule="auto"/>
+              <w:rPr>
+                <w:rFonts w:ascii="맑은 고딕" w:hAnsi="맑은 고딕" w:eastAsia="맑은 고딕" w:cs="맑은 고딕"/>
+                <w:sz w:val="20"/>
+                <w:szCs w:val="20"/>
+              </w:rPr>
+            </w:pPr>
+            <w:r>
+              <w:rPr>
+                <w:rFonts w:ascii="맑은 고딕" w:hAnsi="맑은 고딕" w:eastAsia="맑은 고딕" w:cs="맑은 고딕"/>
+                <w:color w:val="000000"/>
+                <w:sz w:val="20"/>
+                <w:szCs w:val="20"/>
+              </w:rPr>
+              <w:t xml:space="preserve">     시세가 없는 종목은 계산에서 빼지 않고 missing 목록에 담아 돌려준다</w:t>
+            </w:r>
+          </w:p>
+          <w:p>
+            <w:pPr>
+              <w:spacing w:before="0" w:after="0" w:line="300" w:lineRule="auto"/>
+              <w:rPr>
+                <w:rFonts w:ascii="맑은 고딕" w:hAnsi="맑은 고딕" w:eastAsia="맑은 고딕" w:cs="맑은 고딕"/>
+                <w:sz w:val="20"/>
+                <w:szCs w:val="20"/>
+              </w:rPr>
+            </w:pPr>
+            <w:r>
+              <w:rPr>
+                <w:rFonts w:ascii="맑은 고딕" w:hAnsi="맑은 고딕" w:eastAsia="맑은 고딕" w:cs="맑은 고딕"/>
+                <w:color w:val="000000"/>
+                <w:sz w:val="20"/>
+                <w:szCs w:val="20"/>
+              </w:rPr>
+              <w:t xml:space="preserve"> </w:t>
+            </w:r>
+          </w:p>
+          <w:p>
+            <w:pPr>
+              <w:spacing w:before="0" w:after="0" w:line="300" w:lineRule="auto"/>
+              <w:rPr>
+                <w:rFonts w:ascii="맑은 고딕" w:hAnsi="맑은 고딕" w:eastAsia="맑은 고딕" w:cs="맑은 고딕"/>
+                <w:sz w:val="20"/>
+                <w:szCs w:val="20"/>
+              </w:rPr>
+            </w:pPr>
+            <w:r>
+              <w:rPr>
+                <w:rFonts w:ascii="맑은 고딕" w:hAnsi="맑은 고딕" w:eastAsia="맑은 고딕" w:cs="맑은 고딕"/>
+                <w:color w:val="000000"/>
+                <w:sz w:val="20"/>
+                <w:szCs w:val="20"/>
+              </w:rPr>
+              <w:t>2. State (autonomous_state.py)</w:t>
+            </w:r>
+          </w:p>
+          <w:p>
+            <w:pPr>
+              <w:spacing w:before="0" w:after="0" w:line="300" w:lineRule="auto"/>
+              <w:rPr>
+                <w:rFonts w:ascii="맑은 고딕" w:hAnsi="맑은 고딕" w:eastAsia="맑은 고딕" w:cs="맑은 고딕"/>
+                <w:sz w:val="20"/>
+                <w:szCs w:val="20"/>
+              </w:rPr>
+            </w:pPr>
+            <w:r>
+              <w:rPr>
+                <w:rFonts w:ascii="맑은 고딕" w:hAnsi="맑은 고딕" w:eastAsia="맑은 고딕" w:cs="맑은 고딕"/>
+                <w:color w:val="000000"/>
+                <w:sz w:val="20"/>
+                <w:szCs w:val="20"/>
+              </w:rPr>
+              <w:t xml:space="preserve">   - goal(사용자의 큰 목표, 마스킹된 값), plan(단계 목록, 각 단계: {step, kind, tool_hint}), step_index,</w:t>
+            </w:r>
+          </w:p>
+          <w:p>
+            <w:pPr>
+              <w:spacing w:before="0" w:after="0" w:line="300" w:lineRule="auto"/>
+              <w:rPr>
+                <w:rFonts w:ascii="맑은 고딕" w:hAnsi="맑은 고딕" w:eastAsia="맑은 고딕" w:cs="맑은 고딕"/>
+                <w:sz w:val="20"/>
+                <w:szCs w:val="20"/>
+              </w:rPr>
+            </w:pPr>
+            <w:r>
+              <w:rPr>
+                <w:rFonts w:ascii="맑은 고딕" w:hAnsi="맑은 고딕" w:eastAsia="맑은 고딕" w:cs="맑은 고딕"/>
+                <w:color w:val="000000"/>
+                <w:sz w:val="20"/>
+                <w:szCs w:val="20"/>
+              </w:rPr>
               <w:t xml:space="preserve">     step_results(단계별 결과 목록), reflection({enough: bool, missing: str}), replans(재계획 횟수), steps(전체 노드 실행 수), answer</w:t>
             </w:r>
           </w:p>
@@ -11696,7 +13726,7 @@
                 <w:sz w:val="20"/>
                 <w:szCs w:val="20"/>
               </w:rPr>
-              <w:t>2. 노드</w:t>
+              <w:t>3. 노드</w:t>
             </w:r>
           </w:p>
           <w:p>
@@ -11734,7 +13764,7 @@
                 <w:sz w:val="20"/>
                 <w:szCs w:val="20"/>
               </w:rPr>
-              <w:t xml:space="preserve">                    (단계 수 5 초과, 허용되지 않은 Tool 이름, JSON 오류이면 계획을 버리고 안내 문구로 종료)</w:t>
+              <w:t xml:space="preserve">                    (단계 수 5 초과, 허용되지 않은 Tool 이름, kind 가 tool·compute 가 아님, JSON 오류이면 계획을 버리고 안내 문구로 종료)</w:t>
             </w:r>
           </w:p>
           <w:p>
@@ -11772,7 +13802,7 @@
                 <w:sz w:val="20"/>
                 <w:szCs w:val="20"/>
               </w:rPr>
-              <w:t xml:space="preserve">   - execute_node : 계획의 현재 step 하나를 실행한다. 기존 Function Calling 루프를 재사용하되 읽기 전용 Tool 만 허용한다.</w:t>
+              <w:t xml:space="preserve">   - execute_node : 계획의 현재 step 하나를 실행한다</w:t>
             </w:r>
           </w:p>
           <w:p>
@@ -11791,7 +13821,7 @@
                 <w:sz w:val="20"/>
                 <w:szCs w:val="20"/>
               </w:rPr>
-              <w:t xml:space="preserve">                    Tool 결과는 mask_pii 를 거쳐 step_results 에 추가하고 step_index 를 1 올린다</w:t>
+              <w:t xml:space="preserve">                    · kind="tool": 기존 Function Calling 루프를 재사용하되 허용된 읽기 전용 Tool 만 노출한다</w:t>
             </w:r>
           </w:p>
           <w:p>
@@ -11810,7 +13840,7 @@
                 <w:sz w:val="20"/>
                 <w:szCs w:val="20"/>
               </w:rPr>
-              <w:t xml:space="preserve">                    (남은 단계가 있으면 자기 자신으로 되돌아가 다음 단계를 실행한다)</w:t>
+              <w:t xml:space="preserve">                    · kind="compute": step_results 에서 get_holdings 결과와 시세 결과를 읽어 compute_weights 를 실행한다 (LLM 호출 없음)</w:t>
             </w:r>
           </w:p>
           <w:p>
@@ -11829,7 +13859,7 @@
                 <w:sz w:val="20"/>
                 <w:szCs w:val="20"/>
               </w:rPr>
-              <w:t xml:space="preserve">   - reflect_node : LLM 에게 "목표 / 계획 / 단계별 결과" 를 주고 목표를 채웠는지 JSON({enough, missing}) 으로 판정시킨다</w:t>
+              <w:t xml:space="preserve">                    결과는 mask_pii 를 거쳐 step_results 에 추가하고 step_index 를 1 올린다</w:t>
             </w:r>
           </w:p>
           <w:p>
@@ -11848,7 +13878,7 @@
                 <w:sz w:val="20"/>
                 <w:szCs w:val="20"/>
               </w:rPr>
-              <w:t xml:space="preserve">                    근거 없는 숫자를 만들어 내지 않는지(결과에 없는 값은 쓰지 않는다)도 함께 점검한다</w:t>
+              <w:t xml:space="preserve">   - reflect_node : 먼저 코드로 확인한다 — get_holdings 결과의 모든 종목에 시세 결과가 있는가? 빠진 종목이 있으면 LLM 호출 없이</w:t>
             </w:r>
           </w:p>
           <w:p>
@@ -11867,7 +13897,7 @@
                 <w:sz w:val="20"/>
                 <w:szCs w:val="20"/>
               </w:rPr>
-              <w:t xml:space="preserve">   - answer_node  : step_results 만 근거로 최종 답변을 만든다 (결과에 없는 내용은 "확인할 수 없습니다")</w:t>
+              <w:t xml:space="preserve">                    enough=false, missing=빠진 종목 이름으로 판정한다. 빠진 것이 없으면 LLM 에게 "목표 / 계획 / 단계별 결과" 를 주고</w:t>
             </w:r>
           </w:p>
           <w:p>
@@ -11886,6 +13916,63 @@
                 <w:sz w:val="20"/>
                 <w:szCs w:val="20"/>
               </w:rPr>
+              <w:t xml:space="preserve">                    JSON({enough, missing}) 으로 판정시킨다 (결과에 없는 숫자를 만들어 내지 않았는지도 점검)</w:t>
+            </w:r>
+          </w:p>
+          <w:p>
+            <w:pPr>
+              <w:spacing w:before="0" w:after="0" w:line="300" w:lineRule="auto"/>
+              <w:rPr>
+                <w:rFonts w:ascii="맑은 고딕" w:hAnsi="맑은 고딕" w:eastAsia="맑은 고딕" w:cs="맑은 고딕"/>
+                <w:sz w:val="20"/>
+                <w:szCs w:val="20"/>
+              </w:rPr>
+            </w:pPr>
+            <w:r>
+              <w:rPr>
+                <w:rFonts w:ascii="맑은 고딕" w:hAnsi="맑은 고딕" w:eastAsia="맑은 고딕" w:cs="맑은 고딕"/>
+                <w:color w:val="000000"/>
+                <w:sz w:val="20"/>
+                <w:szCs w:val="20"/>
+              </w:rPr>
+              <w:t xml:space="preserve">   - answer_node  : step_results 만 근거로 최종 답변을 만든다. 비중 숫자는 compute_weights 결과를 그대로 쓴다</w:t>
+            </w:r>
+          </w:p>
+          <w:p>
+            <w:pPr>
+              <w:spacing w:before="0" w:after="0" w:line="300" w:lineRule="auto"/>
+              <w:rPr>
+                <w:rFonts w:ascii="맑은 고딕" w:hAnsi="맑은 고딕" w:eastAsia="맑은 고딕" w:cs="맑은 고딕"/>
+                <w:sz w:val="20"/>
+                <w:szCs w:val="20"/>
+              </w:rPr>
+            </w:pPr>
+            <w:r>
+              <w:rPr>
+                <w:rFonts w:ascii="맑은 고딕" w:hAnsi="맑은 고딕" w:eastAsia="맑은 고딕" w:cs="맑은 고딕"/>
+                <w:color w:val="000000"/>
+                <w:sz w:val="20"/>
+                <w:szCs w:val="20"/>
+              </w:rPr>
+              <w:t xml:space="preserve">                    (결과에 없는 내용은 "확인할 수 없습니다")</w:t>
+            </w:r>
+          </w:p>
+          <w:p>
+            <w:pPr>
+              <w:spacing w:before="0" w:after="0" w:line="300" w:lineRule="auto"/>
+              <w:rPr>
+                <w:rFonts w:ascii="맑은 고딕" w:hAnsi="맑은 고딕" w:eastAsia="맑은 고딕" w:cs="맑은 고딕"/>
+                <w:sz w:val="20"/>
+                <w:szCs w:val="20"/>
+              </w:rPr>
+            </w:pPr>
+            <w:r>
+              <w:rPr>
+                <w:rFonts w:ascii="맑은 고딕" w:hAnsi="맑은 고딕" w:eastAsia="맑은 고딕" w:cs="맑은 고딕"/>
+                <w:color w:val="000000"/>
+                <w:sz w:val="20"/>
+                <w:szCs w:val="20"/>
+              </w:rPr>
               <w:t xml:space="preserve"> </w:t>
             </w:r>
           </w:p>
@@ -11905,7 +13992,7 @@
                 <w:sz w:val="20"/>
                 <w:szCs w:val="20"/>
               </w:rPr>
-              <w:t>3. 조건부 엣지</w:t>
+              <w:t>4. 조건부 엣지</w:t>
             </w:r>
           </w:p>
           <w:p>
@@ -12038,7 +14125,7 @@
                 <w:sz w:val="20"/>
                 <w:szCs w:val="20"/>
               </w:rPr>
-              <w:t>4. 로그</w:t>
+              <w:t>5. 로그</w:t>
             </w:r>
           </w:p>
           <w:p>
@@ -12095,7 +14182,7 @@
                 <w:sz w:val="20"/>
                 <w:szCs w:val="20"/>
               </w:rPr>
-              <w:t>5. 실행 (run_autonomous.py)</w:t>
+              <w:t>6. 실행 (run_autonomous.py)</w:t>
             </w:r>
           </w:p>
           <w:p>
@@ -12133,6 +14220,25 @@
                 <w:sz w:val="20"/>
                 <w:szCs w:val="20"/>
               </w:rPr>
+              <w:t xml:space="preserve">   - 로그인 쿠키가 필요한 Spring 호출은 서버 간 토큰을 옵션(--token)으로 받는다</w:t>
+            </w:r>
+          </w:p>
+          <w:p>
+            <w:pPr>
+              <w:spacing w:before="0" w:after="0" w:line="300" w:lineRule="auto"/>
+              <w:rPr>
+                <w:rFonts w:ascii="맑은 고딕" w:hAnsi="맑은 고딕" w:eastAsia="맑은 고딕" w:cs="맑은 고딕"/>
+                <w:sz w:val="20"/>
+                <w:szCs w:val="20"/>
+              </w:rPr>
+            </w:pPr>
+            <w:r>
+              <w:rPr>
+                <w:rFonts w:ascii="맑은 고딕" w:hAnsi="맑은 고딕" w:eastAsia="맑은 고딕" w:cs="맑은 고딕"/>
+                <w:color w:val="000000"/>
+                <w:sz w:val="20"/>
+                <w:szCs w:val="20"/>
+              </w:rPr>
               <w:t xml:space="preserve"> </w:t>
             </w:r>
           </w:p>
@@ -12152,7 +14258,7 @@
                 <w:sz w:val="20"/>
                 <w:szCs w:val="20"/>
               </w:rPr>
-              <w:t>6. 테스트 (LLM 과 Tool 은 모킹)</w:t>
+              <w:t>7. 테스트 (LLM·Tool·Spring 호출은 모킹)</w:t>
             </w:r>
           </w:p>
           <w:p>
@@ -12171,7 +14277,7 @@
                 <w:sz w:val="20"/>
                 <w:szCs w:val="20"/>
               </w:rPr>
-              <w:t xml:space="preserve">   - plan_node: 정상 JSON 이면 State.plan 이 채워지고, 6단계 이상 · 허용되지 않은 Tool · JSON 오류는 안전하게 종료한다</w:t>
+              <w:t xml:space="preserve">   - get_holdings: 정상 응답을 파싱하고, 로그인 정보 없음 · 403 · 404 · 연결 오류는 안내 문자열을 반환한다</w:t>
             </w:r>
           </w:p>
           <w:p>
@@ -12190,7 +14296,7 @@
                 <w:sz w:val="20"/>
                 <w:szCs w:val="20"/>
               </w:rPr>
-              <w:t xml:space="preserve">   - execute_node: 계획의 모든 단계를 순서대로 실행하고 step_results 가 단계 수와 같다</w:t>
+              <w:t xml:space="preserve">   - compute_weights: 수량 × 가격 계산과 비중 합계가 100(소수 반올림 허용)이고, 시세 없는 종목은 missing 에 담긴다</w:t>
             </w:r>
           </w:p>
           <w:p>
@@ -12209,7 +14315,45 @@
                 <w:sz w:val="20"/>
                 <w:szCs w:val="20"/>
               </w:rPr>
-              <w:t xml:space="preserve">   - reflect_node 가 enough=false 를 돌려주면 plan_node 로 돌아가고 replans 가 1 증가한다</w:t>
+              <w:t xml:space="preserve">   - plan_node: 정상 JSON 이면 State.plan 이 채워지고, 6단계 이상 · 허용되지 않은 Tool · 허용되지 않은 compute 이름 · JSON 오류는 안전하게 종료한다</w:t>
+            </w:r>
+          </w:p>
+          <w:p>
+            <w:pPr>
+              <w:spacing w:before="0" w:after="0" w:line="300" w:lineRule="auto"/>
+              <w:rPr>
+                <w:rFonts w:ascii="맑은 고딕" w:hAnsi="맑은 고딕" w:eastAsia="맑은 고딕" w:cs="맑은 고딕"/>
+                <w:sz w:val="20"/>
+                <w:szCs w:val="20"/>
+              </w:rPr>
+            </w:pPr>
+            <w:r>
+              <w:rPr>
+                <w:rFonts w:ascii="맑은 고딕" w:hAnsi="맑은 고딕" w:eastAsia="맑은 고딕" w:cs="맑은 고딕"/>
+                <w:color w:val="000000"/>
+                <w:sz w:val="20"/>
+                <w:szCs w:val="20"/>
+              </w:rPr>
+              <w:t xml:space="preserve">   - execute_node: 계획의 모든 단계를 순서대로 실행하고 step_results 가 단계 수와 같다. compute 단계는 LLM 을 호출하지 않는다</w:t>
+            </w:r>
+          </w:p>
+          <w:p>
+            <w:pPr>
+              <w:spacing w:before="0" w:after="0" w:line="300" w:lineRule="auto"/>
+              <w:rPr>
+                <w:rFonts w:ascii="맑은 고딕" w:hAnsi="맑은 고딕" w:eastAsia="맑은 고딕" w:cs="맑은 고딕"/>
+                <w:sz w:val="20"/>
+                <w:szCs w:val="20"/>
+              </w:rPr>
+            </w:pPr>
+            <w:r>
+              <w:rPr>
+                <w:rFonts w:ascii="맑은 고딕" w:hAnsi="맑은 고딕" w:eastAsia="맑은 고딕" w:cs="맑은 고딕"/>
+                <w:color w:val="000000"/>
+                <w:sz w:val="20"/>
+                <w:szCs w:val="20"/>
+              </w:rPr>
+              <w:t xml:space="preserve">   - reflect_node: 보유 종목 중 시세가 빠지면 LLM 호출 없이 enough=false 가 되고 plan_node 로 돌아가 replans 가 1 증가한다</w:t>
             </w:r>
           </w:p>
           <w:p>
@@ -12431,6 +14575,14 @@
               </w:rPr>
               <w:t>python -m app.graph.run_autonomous "내 포트폴리오 점검해줘" --user-id 1 --verbose</w:t>
             </w:r>
+            <w:r>
+              <w:rPr>
+                <w:rFonts w:ascii="맑은 고딕" w:hAnsi="맑은 고딕" w:eastAsia="맑은 고딕" w:cs="맑은 고딕"/>
+                <w:sz w:val="19"/>
+                <w:szCs w:val="19"/>
+              </w:rPr>
+              <w:t xml:space="preserve"> (Spring 실행 중, 토큰 지정)</w:t>
+            </w:r>
           </w:p>
         </w:tc>
         <w:tc>
@@ -12461,20 +14613,28 @@
             <w:r>
               <w:rPr>
                 <w:rFonts w:ascii="맑은 고딕" w:hAnsi="맑은 고딕" w:eastAsia="맑은 고딕" w:cs="맑은 고딕"/>
+                <w:sz w:val="19"/>
+                <w:szCs w:val="19"/>
+              </w:rPr>
+              <w:t xml:space="preserve">① </w:t>
+            </w:r>
+            <w:r>
+              <w:rPr>
+                <w:rFonts w:ascii="맑은 고딕" w:hAnsi="맑은 고딕" w:eastAsia="맑은 고딕" w:cs="맑은 고딕"/>
                 <w:b/>
                 <w:color w:val="1F3864"/>
                 <w:sz w:val="19"/>
                 <w:szCs w:val="19"/>
               </w:rPr>
-              <w:t>plan_node</w:t>
-            </w:r>
-            <w:r>
-              <w:rPr>
-                <w:rFonts w:ascii="맑은 고딕" w:hAnsi="맑은 고딕" w:eastAsia="맑은 고딕" w:cs="맑은 고딕"/>
-                <w:sz w:val="19"/>
-                <w:szCs w:val="19"/>
-              </w:rPr>
-              <w:t xml:space="preserve">가 단계를 세우고 → </w:t>
+              <w:t>get_holdings</w:t>
+            </w:r>
+            <w:r>
+              <w:rPr>
+                <w:rFonts w:ascii="맑은 고딕" w:hAnsi="맑은 고딕" w:eastAsia="맑은 고딕" w:cs="맑은 고딕"/>
+                <w:sz w:val="19"/>
+                <w:szCs w:val="19"/>
+              </w:rPr>
+              <w:t xml:space="preserve">(Spring)로 3종목 → ② 종목별 시세 → ③ </w:t>
             </w:r>
             <w:r>
               <w:rPr>
@@ -12484,15 +14644,15 @@
                 <w:sz w:val="19"/>
                 <w:szCs w:val="19"/>
               </w:rPr>
-              <w:t>execute_node</w:t>
-            </w:r>
-            <w:r>
-              <w:rPr>
-                <w:rFonts w:ascii="맑은 고딕" w:hAnsi="맑은 고딕" w:eastAsia="맑은 고딕" w:cs="맑은 고딕"/>
-                <w:sz w:val="19"/>
-                <w:szCs w:val="19"/>
-              </w:rPr>
-              <w:t xml:space="preserve">가 단계마다 실행 → </w:t>
+              <w:t>compute</w:t>
+            </w:r>
+            <w:r>
+              <w:rPr>
+                <w:rFonts w:ascii="맑은 고딕" w:hAnsi="맑은 고딕" w:eastAsia="맑은 고딕" w:cs="맑은 고딕"/>
+                <w:sz w:val="19"/>
+                <w:szCs w:val="19"/>
+              </w:rPr>
+              <w:t xml:space="preserve"> 비중 → </w:t>
             </w:r>
             <w:r>
               <w:rPr>
@@ -12510,7 +14670,7 @@
                 <w:sz w:val="19"/>
                 <w:szCs w:val="19"/>
               </w:rPr>
-              <w:t xml:space="preserve">가 점검 → </w:t>
+              <w:t xml:space="preserve">가 "빠진 종목 없음" → </w:t>
             </w:r>
             <w:r>
               <w:rPr>
@@ -12528,7 +14688,254 @@
                 <w:sz w:val="19"/>
                 <w:szCs w:val="19"/>
               </w:rPr>
-              <w:t>가 단계 결과만 근거로 답한다</w:t>
+              <w:t>. 비중 합이 100%이고, 답의 비중이 로그의 계산 결과와 같다</w:t>
+            </w:r>
+          </w:p>
+        </w:tc>
+      </w:tr>
+      <w:tr>
+        <w:trPr>
+          <w:cantSplit/>
+        </w:trPr>
+        <w:tc>
+          <w:tcPr>
+            <w:tcW w:w="4300" w:type="dxa"/>
+            <w:tcBorders>
+              <w:top w:val="single" w:sz="4" w:space="0" w:color="BFBFBF"/>
+              <w:left w:val="single" w:sz="4" w:space="0" w:color="BFBFBF"/>
+              <w:bottom w:val="single" w:sz="4" w:space="0" w:color="BFBFBF"/>
+              <w:right w:val="single" w:sz="4" w:space="0" w:color="BFBFBF"/>
+            </w:tcBorders>
+            <w:tcMar>
+              <w:top w:w="80" w:type="dxa"/>
+              <w:left w:w="100" w:type="dxa"/>
+              <w:bottom w:w="80" w:type="dxa"/>
+              <w:right w:w="100" w:type="dxa"/>
+            </w:tcMar>
+          </w:tcPr>
+          <w:p>
+            <w:pPr>
+              <w:spacing w:before="0" w:after="30" w:line="300" w:lineRule="auto"/>
+              <w:rPr>
+                <w:rFonts w:ascii="맑은 고딕" w:hAnsi="맑은 고딕" w:eastAsia="맑은 고딕" w:cs="맑은 고딕"/>
+                <w:sz w:val="19"/>
+                <w:szCs w:val="19"/>
+              </w:rPr>
+            </w:pPr>
+            <w:r>
+              <w:rPr>
+                <w:rFonts w:ascii="맑은 고딕" w:hAnsi="맑은 고딕" w:eastAsia="맑은 고딕" w:cs="맑은 고딕"/>
+                <w:b/>
+                <w:color w:val="1F3864"/>
+                <w:sz w:val="19"/>
+                <w:szCs w:val="19"/>
+              </w:rPr>
+              <w:t>--user-id 2</w:t>
+            </w:r>
+          </w:p>
+        </w:tc>
+        <w:tc>
+          <w:tcPr>
+            <w:tcW w:w="4726" w:type="dxa"/>
+            <w:tcBorders>
+              <w:top w:val="single" w:sz="4" w:space="0" w:color="BFBFBF"/>
+              <w:left w:val="single" w:sz="4" w:space="0" w:color="BFBFBF"/>
+              <w:bottom w:val="single" w:sz="4" w:space="0" w:color="BFBFBF"/>
+              <w:right w:val="single" w:sz="4" w:space="0" w:color="BFBFBF"/>
+            </w:tcBorders>
+            <w:tcMar>
+              <w:top w:w="80" w:type="dxa"/>
+              <w:left w:w="100" w:type="dxa"/>
+              <w:bottom w:w="80" w:type="dxa"/>
+              <w:right w:w="100" w:type="dxa"/>
+            </w:tcMar>
+          </w:tcPr>
+          <w:p>
+            <w:pPr>
+              <w:spacing w:before="0" w:after="30" w:line="300" w:lineRule="auto"/>
+              <w:rPr>
+                <w:rFonts w:ascii="맑은 고딕" w:hAnsi="맑은 고딕" w:eastAsia="맑은 고딕" w:cs="맑은 고딕"/>
+                <w:sz w:val="19"/>
+                <w:szCs w:val="19"/>
+              </w:rPr>
+            </w:pPr>
+            <w:r>
+              <w:rPr>
+                <w:rFonts w:ascii="맑은 고딕" w:hAnsi="맑은 고딕" w:eastAsia="맑은 고딕" w:cs="맑은 고딕"/>
+                <w:sz w:val="19"/>
+                <w:szCs w:val="19"/>
+              </w:rPr>
+              <w:t>삼성전자 1종목만 점검한다 (다른 사용자의 종목이 섞이지 않는다)</w:t>
+            </w:r>
+          </w:p>
+        </w:tc>
+      </w:tr>
+      <w:tr>
+        <w:trPr>
+          <w:cantSplit/>
+        </w:trPr>
+        <w:tc>
+          <w:tcPr>
+            <w:tcW w:w="4300" w:type="dxa"/>
+            <w:tcBorders>
+              <w:top w:val="single" w:sz="4" w:space="0" w:color="BFBFBF"/>
+              <w:left w:val="single" w:sz="4" w:space="0" w:color="BFBFBF"/>
+              <w:bottom w:val="single" w:sz="4" w:space="0" w:color="BFBFBF"/>
+              <w:right w:val="single" w:sz="4" w:space="0" w:color="BFBFBF"/>
+            </w:tcBorders>
+            <w:tcMar>
+              <w:top w:w="80" w:type="dxa"/>
+              <w:left w:w="100" w:type="dxa"/>
+              <w:bottom w:w="80" w:type="dxa"/>
+              <w:right w:w="100" w:type="dxa"/>
+            </w:tcMar>
+          </w:tcPr>
+          <w:p>
+            <w:pPr>
+              <w:spacing w:before="0" w:after="30" w:line="300" w:lineRule="auto"/>
+              <w:rPr>
+                <w:rFonts w:ascii="맑은 고딕" w:hAnsi="맑은 고딕" w:eastAsia="맑은 고딕" w:cs="맑은 고딕"/>
+                <w:sz w:val="19"/>
+                <w:szCs w:val="19"/>
+              </w:rPr>
+            </w:pPr>
+            <w:r>
+              <w:rPr>
+                <w:rFonts w:ascii="맑은 고딕" w:hAnsi="맑은 고딕" w:eastAsia="맑은 고딕" w:cs="맑은 고딕"/>
+                <w:sz w:val="19"/>
+                <w:szCs w:val="19"/>
+              </w:rPr>
+              <w:t>Spring을 끄거나 토큰 없이 실행</w:t>
+            </w:r>
+          </w:p>
+        </w:tc>
+        <w:tc>
+          <w:tcPr>
+            <w:tcW w:w="4726" w:type="dxa"/>
+            <w:tcBorders>
+              <w:top w:val="single" w:sz="4" w:space="0" w:color="BFBFBF"/>
+              <w:left w:val="single" w:sz="4" w:space="0" w:color="BFBFBF"/>
+              <w:bottom w:val="single" w:sz="4" w:space="0" w:color="BFBFBF"/>
+              <w:right w:val="single" w:sz="4" w:space="0" w:color="BFBFBF"/>
+            </w:tcBorders>
+            <w:tcMar>
+              <w:top w:w="80" w:type="dxa"/>
+              <w:left w:w="100" w:type="dxa"/>
+              <w:bottom w:w="80" w:type="dxa"/>
+              <w:right w:w="100" w:type="dxa"/>
+            </w:tcMar>
+          </w:tcPr>
+          <w:p>
+            <w:pPr>
+              <w:spacing w:before="0" w:after="30" w:line="300" w:lineRule="auto"/>
+              <w:rPr>
+                <w:rFonts w:ascii="맑은 고딕" w:hAnsi="맑은 고딕" w:eastAsia="맑은 고딕" w:cs="맑은 고딕"/>
+                <w:sz w:val="19"/>
+                <w:szCs w:val="19"/>
+              </w:rPr>
+            </w:pPr>
+            <w:r>
+              <w:rPr>
+                <w:rFonts w:ascii="맑은 고딕" w:hAnsi="맑은 고딕" w:eastAsia="맑은 고딕" w:cs="맑은 고딕"/>
+                <w:b/>
+                <w:color w:val="1F3864"/>
+                <w:sz w:val="19"/>
+                <w:szCs w:val="19"/>
+              </w:rPr>
+              <w:t>get_holdings</w:t>
+            </w:r>
+            <w:r>
+              <w:rPr>
+                <w:rFonts w:ascii="맑은 고딕" w:hAnsi="맑은 고딕" w:eastAsia="맑은 고딕" w:cs="맑은 고딕"/>
+                <w:sz w:val="19"/>
+                <w:szCs w:val="19"/>
+              </w:rPr>
+              <w:t>가 안내 문자열을 돌려주고, 그래프는 "보유 종목을 확인할 수 없습니다"로 정상 종료한다 (보유 종목을 지어내지 않는다)</w:t>
+            </w:r>
+          </w:p>
+        </w:tc>
+      </w:tr>
+      <w:tr>
+        <w:trPr>
+          <w:cantSplit/>
+        </w:trPr>
+        <w:tc>
+          <w:tcPr>
+            <w:tcW w:w="4300" w:type="dxa"/>
+            <w:tcBorders>
+              <w:top w:val="single" w:sz="4" w:space="0" w:color="BFBFBF"/>
+              <w:left w:val="single" w:sz="4" w:space="0" w:color="BFBFBF"/>
+              <w:bottom w:val="single" w:sz="4" w:space="0" w:color="BFBFBF"/>
+              <w:right w:val="single" w:sz="4" w:space="0" w:color="BFBFBF"/>
+            </w:tcBorders>
+            <w:tcMar>
+              <w:top w:w="80" w:type="dxa"/>
+              <w:left w:w="100" w:type="dxa"/>
+              <w:bottom w:w="80" w:type="dxa"/>
+              <w:right w:w="100" w:type="dxa"/>
+            </w:tcMar>
+          </w:tcPr>
+          <w:p>
+            <w:pPr>
+              <w:spacing w:before="0" w:after="30" w:line="300" w:lineRule="auto"/>
+              <w:rPr>
+                <w:rFonts w:ascii="맑은 고딕" w:hAnsi="맑은 고딕" w:eastAsia="맑은 고딕" w:cs="맑은 고딕"/>
+                <w:sz w:val="19"/>
+                <w:szCs w:val="19"/>
+              </w:rPr>
+            </w:pPr>
+            <w:r>
+              <w:rPr>
+                <w:rFonts w:ascii="맑은 고딕" w:hAnsi="맑은 고딕" w:eastAsia="맑은 고딕" w:cs="맑은 고딕"/>
+                <w:sz w:val="19"/>
+                <w:szCs w:val="19"/>
+              </w:rPr>
+              <w:t>시세 조회를 일부러 실패하게 만든 종목 하나</w:t>
+            </w:r>
+          </w:p>
+        </w:tc>
+        <w:tc>
+          <w:tcPr>
+            <w:tcW w:w="4726" w:type="dxa"/>
+            <w:tcBorders>
+              <w:top w:val="single" w:sz="4" w:space="0" w:color="BFBFBF"/>
+              <w:left w:val="single" w:sz="4" w:space="0" w:color="BFBFBF"/>
+              <w:bottom w:val="single" w:sz="4" w:space="0" w:color="BFBFBF"/>
+              <w:right w:val="single" w:sz="4" w:space="0" w:color="BFBFBF"/>
+            </w:tcBorders>
+            <w:tcMar>
+              <w:top w:w="80" w:type="dxa"/>
+              <w:left w:w="100" w:type="dxa"/>
+              <w:bottom w:w="80" w:type="dxa"/>
+              <w:right w:w="100" w:type="dxa"/>
+            </w:tcMar>
+          </w:tcPr>
+          <w:p>
+            <w:pPr>
+              <w:spacing w:before="0" w:after="30" w:line="300" w:lineRule="auto"/>
+              <w:rPr>
+                <w:rFonts w:ascii="맑은 고딕" w:hAnsi="맑은 고딕" w:eastAsia="맑은 고딕" w:cs="맑은 고딕"/>
+                <w:sz w:val="19"/>
+                <w:szCs w:val="19"/>
+              </w:rPr>
+            </w:pPr>
+            <w:r>
+              <w:rPr>
+                <w:rFonts w:ascii="맑은 고딕" w:hAnsi="맑은 고딕" w:eastAsia="맑은 고딕" w:cs="맑은 고딕"/>
+                <w:b/>
+                <w:color w:val="1F3864"/>
+                <w:sz w:val="19"/>
+                <w:szCs w:val="19"/>
+              </w:rPr>
+              <w:t>reflect_node</w:t>
+            </w:r>
+            <w:r>
+              <w:rPr>
+                <w:rFonts w:ascii="맑은 고딕" w:hAnsi="맑은 고딕" w:eastAsia="맑은 고딕" w:cs="맑은 고딕"/>
+                <w:sz w:val="19"/>
+                <w:szCs w:val="19"/>
+              </w:rPr>
+              <w:t>가 빠진 종목을 코드로 찾아 재계획하고, 상한에서 "여기까지 확인된 내용"으로 답한다</w:t>
             </w:r>
           </w:p>
         </w:tc>
@@ -13114,6 +15521,87 @@
           <w:szCs w:val="12"/>
         </w:rPr>
       </w:pPr>
+    </w:p>
+    <w:p>
+      <w:pPr>
+        <w:spacing w:before="0" w:after="40" w:line="312" w:lineRule="auto"/>
+        <w:ind w:left="360" w:hanging="260"/>
+        <w:rPr>
+          <w:rFonts w:ascii="맑은 고딕" w:hAnsi="맑은 고딕" w:eastAsia="맑은 고딕" w:cs="맑은 고딕"/>
+          <w:sz w:val="21"/>
+          <w:szCs w:val="21"/>
+        </w:rPr>
+      </w:pPr>
+      <w:r>
+        <w:rPr>
+          <w:rFonts w:ascii="맑은 고딕" w:hAnsi="맑은 고딕" w:eastAsia="맑은 고딕" w:cs="맑은 고딕"/>
+          <w:sz w:val="21"/>
+          <w:szCs w:val="21"/>
+        </w:rPr>
+        <w:t xml:space="preserve">☐  </w:t>
+      </w:r>
+      <w:r>
+        <w:rPr>
+          <w:rFonts w:ascii="맑은 고딕" w:hAnsi="맑은 고딕" w:eastAsia="맑은 고딕" w:cs="맑은 고딕"/>
+          <w:sz w:val="21"/>
+          <w:szCs w:val="21"/>
+        </w:rPr>
+        <w:t>Spring의 보유 종목 API가 본인에게만 200, 남에게는 403을 돌려준다</w:t>
+      </w:r>
+    </w:p>
+    <w:p>
+      <w:pPr>
+        <w:spacing w:before="0" w:after="40" w:line="312" w:lineRule="auto"/>
+        <w:ind w:left="360" w:hanging="260"/>
+        <w:rPr>
+          <w:rFonts w:ascii="맑은 고딕" w:hAnsi="맑은 고딕" w:eastAsia="맑은 고딕" w:cs="맑은 고딕"/>
+          <w:sz w:val="21"/>
+          <w:szCs w:val="21"/>
+        </w:rPr>
+      </w:pPr>
+      <w:r>
+        <w:rPr>
+          <w:rFonts w:ascii="맑은 고딕" w:hAnsi="맑은 고딕" w:eastAsia="맑은 고딕" w:cs="맑은 고딕"/>
+          <w:sz w:val="21"/>
+          <w:szCs w:val="21"/>
+        </w:rPr>
+        <w:t xml:space="preserve">☐  </w:t>
+      </w:r>
+      <w:r>
+        <w:rPr>
+          <w:rFonts w:ascii="맑은 고딕" w:hAnsi="맑은 고딕" w:eastAsia="맑은 고딕" w:cs="맑은 고딕"/>
+          <w:sz w:val="21"/>
+          <w:szCs w:val="21"/>
+        </w:rPr>
+        <w:t>보유 종목은 Spring을 거쳐 가져오고 FastAPI가 DB를 직접 열지 않는다</w:t>
+      </w:r>
+    </w:p>
+    <w:p>
+      <w:pPr>
+        <w:spacing w:before="0" w:after="40" w:line="312" w:lineRule="auto"/>
+        <w:ind w:left="360" w:hanging="260"/>
+        <w:rPr>
+          <w:rFonts w:ascii="맑은 고딕" w:hAnsi="맑은 고딕" w:eastAsia="맑은 고딕" w:cs="맑은 고딕"/>
+          <w:sz w:val="21"/>
+          <w:szCs w:val="21"/>
+        </w:rPr>
+      </w:pPr>
+      <w:r>
+        <w:rPr>
+          <w:rFonts w:ascii="맑은 고딕" w:hAnsi="맑은 고딕" w:eastAsia="맑은 고딕" w:cs="맑은 고딕"/>
+          <w:sz w:val="21"/>
+          <w:szCs w:val="21"/>
+        </w:rPr>
+        <w:t xml:space="preserve">☐  </w:t>
+      </w:r>
+      <w:r>
+        <w:rPr>
+          <w:rFonts w:ascii="맑은 고딕" w:hAnsi="맑은 고딕" w:eastAsia="맑은 고딕" w:cs="맑은 고딕"/>
+          <w:sz w:val="21"/>
+          <w:szCs w:val="21"/>
+        </w:rPr>
+        <w:t>비중 계산은 LLM이 아니라 코드가 했다 (합이 100%)</w:t>
+      </w:r>
     </w:p>
     <w:p>
       <w:pPr>
@@ -13389,7 +15877,7 @@
           <w:sz w:val="21"/>
           <w:szCs w:val="21"/>
         </w:rPr>
-        <w:t>자율형 Agent에 상한이 꼭 필요한 이유를 설명할 수 있는가?</w:t>
+        <w:t>(선택 미션 4를 했다면) 자율형 Agent에 상한이 꼭 필요한 이유를 설명할 수 있는가?</w:t>
       </w:r>
     </w:p>
     <w:p>
@@ -13600,7 +16088,7 @@
           <w:sz w:val="21"/>
           <w:szCs w:val="21"/>
         </w:rPr>
-        <w:t>순환 (재계획)</w:t>
+        <w:t>(선택) 순환 (재계획)</w:t>
       </w:r>
     </w:p>
     <w:p>
@@ -13627,7 +16115,7 @@
           <w:sz w:val="21"/>
           <w:szCs w:val="21"/>
         </w:rPr>
-        <w:t>plan · execute · reflect</w:t>
+        <w:t>(선택) plan · execute · reflect</w:t>
       </w:r>
     </w:p>
     <w:p>
@@ -14254,7 +16742,7 @@
                 <w:sz w:val="20"/>
                 <w:szCs w:val="20"/>
               </w:rPr>
-              <w:t>자율형(미션 4)</w:t>
+              <w:t>자율형(선택, 미션 4)</w:t>
             </w:r>
           </w:p>
         </w:tc>
@@ -14286,20 +16774,28 @@
             <w:r>
               <w:rPr>
                 <w:rFonts w:ascii="맑은 고딕" w:hAnsi="맑은 고딕" w:eastAsia="맑은 고딕" w:cs="맑은 고딕"/>
+                <w:sz w:val="20"/>
+                <w:szCs w:val="20"/>
+              </w:rPr>
+              <w:t xml:space="preserve">SpringBoot 보유 종목 내부 API, </w:t>
+            </w:r>
+            <w:r>
+              <w:rPr>
+                <w:rFonts w:ascii="맑은 고딕" w:hAnsi="맑은 고딕" w:eastAsia="맑은 고딕" w:cs="맑은 고딕"/>
                 <w:b/>
                 <w:color w:val="1F3864"/>
                 <w:sz w:val="20"/>
                 <w:szCs w:val="20"/>
               </w:rPr>
-              <w:t>plan_node</w:t>
-            </w:r>
-            <w:r>
-              <w:rPr>
-                <w:rFonts w:ascii="맑은 고딕" w:hAnsi="맑은 고딕" w:eastAsia="맑은 고딕" w:cs="맑은 고딕"/>
-                <w:sz w:val="20"/>
-                <w:szCs w:val="20"/>
-              </w:rPr>
-              <w:t xml:space="preserve"> · </w:t>
+              <w:t>get_holdings</w:t>
+            </w:r>
+            <w:r>
+              <w:rPr>
+                <w:rFonts w:ascii="맑은 고딕" w:hAnsi="맑은 고딕" w:eastAsia="맑은 고딕" w:cs="맑은 고딕"/>
+                <w:sz w:val="20"/>
+                <w:szCs w:val="20"/>
+              </w:rPr>
+              <w:t xml:space="preserve"> Tool, </w:t>
             </w:r>
             <w:r>
               <w:rPr>
@@ -14309,7 +16805,7 @@
                 <w:sz w:val="20"/>
                 <w:szCs w:val="20"/>
               </w:rPr>
-              <w:t>execute_node</w:t>
+              <w:t>plan_node</w:t>
             </w:r>
             <w:r>
               <w:rPr>
@@ -14327,6 +16823,24 @@
                 <w:sz w:val="20"/>
                 <w:szCs w:val="20"/>
               </w:rPr>
+              <w:t>execute_node</w:t>
+            </w:r>
+            <w:r>
+              <w:rPr>
+                <w:rFonts w:ascii="맑은 고딕" w:hAnsi="맑은 고딕" w:eastAsia="맑은 고딕" w:cs="맑은 고딕"/>
+                <w:sz w:val="20"/>
+                <w:szCs w:val="20"/>
+              </w:rPr>
+              <w:t xml:space="preserve"> · </w:t>
+            </w:r>
+            <w:r>
+              <w:rPr>
+                <w:rFonts w:ascii="맑은 고딕" w:hAnsi="맑은 고딕" w:eastAsia="맑은 고딕" w:cs="맑은 고딕"/>
+                <w:b/>
+                <w:color w:val="1F3864"/>
+                <w:sz w:val="20"/>
+                <w:szCs w:val="20"/>
+              </w:rPr>
               <w:t>reflect_node</w:t>
             </w:r>
             <w:r>
@@ -14335,7 +16849,7 @@
                 <w:sz w:val="20"/>
                 <w:szCs w:val="20"/>
               </w:rPr>
-              <w:t xml:space="preserve"> 순환, 재계획 · 전체 실행 상한, 읽기 전용 Tool 제한</w:t>
+              <w:t xml:space="preserve"> 순환, 비중 계산(코드), 재계획 · 전체 실행 상한, 읽기 전용 Tool 제한</w:t>
             </w:r>
           </w:p>
         </w:tc>
@@ -14468,7 +16982,24 @@
                 <w:sz w:val="20"/>
                 <w:szCs w:val="20"/>
               </w:rPr>
-              <w:t>입니다.</w:t>
+              <w:t xml:space="preserve">입니다. Day 7에서는 이 그래프에 </w:t>
+            </w:r>
+            <w:r>
+              <w:rPr>
+                <w:rFonts w:ascii="맑은 고딕" w:hAnsi="맑은 고딕" w:eastAsia="맑은 고딕" w:cs="맑은 고딕"/>
+                <w:b/>
+                <w:sz w:val="20"/>
+                <w:szCs w:val="20"/>
+              </w:rPr>
+              <w:t>역할을 나눈 Worker(Manager-Worker)</w:t>
+            </w:r>
+            <w:r>
+              <w:rPr>
+                <w:rFonts w:ascii="맑은 고딕" w:hAnsi="맑은 고딕" w:eastAsia="맑은 고딕" w:cs="맑은 고딕"/>
+                <w:sz w:val="20"/>
+                <w:szCs w:val="20"/>
+              </w:rPr>
+              <w:t>를 더하고, 전체 시스템을 처음부터 끝까지 점검합니다.</w:t>
             </w:r>
           </w:p>
         </w:tc>
@@ -15791,6 +18322,81 @@
                 <w:szCs w:val="19"/>
               </w:rPr>
               <w:t>점검에서 부족하다고 판정되면 부족한 부분을 보완해 다시 계획하는 것. 횟수에 상한을 둔다.</w:t>
+            </w:r>
+          </w:p>
+        </w:tc>
+      </w:tr>
+      <w:tr>
+        <w:trPr>
+          <w:cantSplit/>
+        </w:trPr>
+        <w:tc>
+          <w:tcPr>
+            <w:tcW w:w="2800" w:type="dxa"/>
+            <w:tcBorders>
+              <w:top w:val="single" w:sz="4" w:space="0" w:color="BFBFBF"/>
+              <w:left w:val="single" w:sz="4" w:space="0" w:color="BFBFBF"/>
+              <w:bottom w:val="single" w:sz="4" w:space="0" w:color="BFBFBF"/>
+              <w:right w:val="single" w:sz="4" w:space="0" w:color="BFBFBF"/>
+            </w:tcBorders>
+            <w:tcMar>
+              <w:top w:w="80" w:type="dxa"/>
+              <w:left w:w="100" w:type="dxa"/>
+              <w:bottom w:w="80" w:type="dxa"/>
+              <w:right w:w="100" w:type="dxa"/>
+            </w:tcMar>
+          </w:tcPr>
+          <w:p>
+            <w:pPr>
+              <w:spacing w:before="0" w:after="30" w:line="300" w:lineRule="auto"/>
+              <w:rPr>
+                <w:rFonts w:ascii="맑은 고딕" w:hAnsi="맑은 고딕" w:eastAsia="맑은 고딕" w:cs="맑은 고딕"/>
+                <w:sz w:val="19"/>
+                <w:szCs w:val="19"/>
+              </w:rPr>
+            </w:pPr>
+            <w:r>
+              <w:rPr>
+                <w:rFonts w:ascii="맑은 고딕" w:hAnsi="맑은 고딕" w:eastAsia="맑은 고딕" w:cs="맑은 고딕"/>
+                <w:sz w:val="19"/>
+                <w:szCs w:val="19"/>
+              </w:rPr>
+              <w:t>내부 API 경계</w:t>
+            </w:r>
+          </w:p>
+        </w:tc>
+        <w:tc>
+          <w:tcPr>
+            <w:tcW w:w="6226" w:type="dxa"/>
+            <w:tcBorders>
+              <w:top w:val="single" w:sz="4" w:space="0" w:color="BFBFBF"/>
+              <w:left w:val="single" w:sz="4" w:space="0" w:color="BFBFBF"/>
+              <w:bottom w:val="single" w:sz="4" w:space="0" w:color="BFBFBF"/>
+              <w:right w:val="single" w:sz="4" w:space="0" w:color="BFBFBF"/>
+            </w:tcBorders>
+            <w:tcMar>
+              <w:top w:w="80" w:type="dxa"/>
+              <w:left w:w="100" w:type="dxa"/>
+              <w:bottom w:w="80" w:type="dxa"/>
+              <w:right w:w="100" w:type="dxa"/>
+            </w:tcMar>
+          </w:tcPr>
+          <w:p>
+            <w:pPr>
+              <w:spacing w:before="0" w:after="30" w:line="300" w:lineRule="auto"/>
+              <w:rPr>
+                <w:rFonts w:ascii="맑은 고딕" w:hAnsi="맑은 고딕" w:eastAsia="맑은 고딕" w:cs="맑은 고딕"/>
+                <w:sz w:val="19"/>
+                <w:szCs w:val="19"/>
+              </w:rPr>
+            </w:pPr>
+            <w:r>
+              <w:rPr>
+                <w:rFonts w:ascii="맑은 고딕" w:hAnsi="맑은 고딕" w:eastAsia="맑은 고딕" w:cs="맑은 고딕"/>
+                <w:sz w:val="19"/>
+                <w:szCs w:val="19"/>
+              </w:rPr>
+              <w:t>사용자 개인 데이터는 DB 주인인 Spring의 읽기 전용 내부 API로만 가져오고, Agent의 Tool은 그 API를 부르는 얇은 함수로 만든다. Agent가 DB에 직접 붙지 않는다.</w:t>
             </w:r>
           </w:p>
         </w:tc>
@@ -18662,6 +21268,310 @@
                 <w:szCs w:val="19"/>
               </w:rPr>
               <w:t xml:space="preserve"> 증가 위치를 확인</w:t>
+            </w:r>
+          </w:p>
+        </w:tc>
+      </w:tr>
+      <w:tr>
+        <w:trPr>
+          <w:cantSplit/>
+        </w:trPr>
+        <w:tc>
+          <w:tcPr>
+            <w:tcW w:w="2700" w:type="dxa"/>
+            <w:tcBorders>
+              <w:top w:val="single" w:sz="4" w:space="0" w:color="BFBFBF"/>
+              <w:left w:val="single" w:sz="4" w:space="0" w:color="BFBFBF"/>
+              <w:bottom w:val="single" w:sz="4" w:space="0" w:color="BFBFBF"/>
+              <w:right w:val="single" w:sz="4" w:space="0" w:color="BFBFBF"/>
+            </w:tcBorders>
+            <w:tcMar>
+              <w:top w:w="80" w:type="dxa"/>
+              <w:left w:w="100" w:type="dxa"/>
+              <w:bottom w:w="80" w:type="dxa"/>
+              <w:right w:w="100" w:type="dxa"/>
+            </w:tcMar>
+          </w:tcPr>
+          <w:p>
+            <w:pPr>
+              <w:spacing w:before="0" w:after="30" w:line="300" w:lineRule="auto"/>
+              <w:rPr>
+                <w:rFonts w:ascii="맑은 고딕" w:hAnsi="맑은 고딕" w:eastAsia="맑은 고딕" w:cs="맑은 고딕"/>
+                <w:sz w:val="19"/>
+                <w:szCs w:val="19"/>
+              </w:rPr>
+            </w:pPr>
+            <w:r>
+              <w:rPr>
+                <w:rFonts w:ascii="맑은 고딕" w:hAnsi="맑은 고딕" w:eastAsia="맑은 고딕" w:cs="맑은 고딕"/>
+                <w:b/>
+                <w:color w:val="1F3864"/>
+                <w:sz w:val="19"/>
+                <w:szCs w:val="19"/>
+              </w:rPr>
+              <w:t>get_holdings</w:t>
+            </w:r>
+            <w:r>
+              <w:rPr>
+                <w:rFonts w:ascii="맑은 고딕" w:hAnsi="맑은 고딕" w:eastAsia="맑은 고딕" w:cs="맑은 고딕"/>
+                <w:sz w:val="19"/>
+                <w:szCs w:val="19"/>
+              </w:rPr>
+              <w:t>가 403 또는 401이다</w:t>
+            </w:r>
+          </w:p>
+        </w:tc>
+        <w:tc>
+          <w:tcPr>
+            <w:tcW w:w="2500" w:type="dxa"/>
+            <w:tcBorders>
+              <w:top w:val="single" w:sz="4" w:space="0" w:color="BFBFBF"/>
+              <w:left w:val="single" w:sz="4" w:space="0" w:color="BFBFBF"/>
+              <w:bottom w:val="single" w:sz="4" w:space="0" w:color="BFBFBF"/>
+              <w:right w:val="single" w:sz="4" w:space="0" w:color="BFBFBF"/>
+            </w:tcBorders>
+            <w:tcMar>
+              <w:top w:w="80" w:type="dxa"/>
+              <w:left w:w="100" w:type="dxa"/>
+              <w:bottom w:w="80" w:type="dxa"/>
+              <w:right w:w="100" w:type="dxa"/>
+            </w:tcMar>
+          </w:tcPr>
+          <w:p>
+            <w:pPr>
+              <w:spacing w:before="0" w:after="30" w:line="300" w:lineRule="auto"/>
+              <w:rPr>
+                <w:rFonts w:ascii="맑은 고딕" w:hAnsi="맑은 고딕" w:eastAsia="맑은 고딕" w:cs="맑은 고딕"/>
+                <w:sz w:val="19"/>
+                <w:szCs w:val="19"/>
+              </w:rPr>
+            </w:pPr>
+            <w:r>
+              <w:rPr>
+                <w:rFonts w:ascii="맑은 고딕" w:hAnsi="맑은 고딕" w:eastAsia="맑은 고딕" w:cs="맑은 고딕"/>
+                <w:sz w:val="19"/>
+                <w:szCs w:val="19"/>
+              </w:rPr>
+              <w:t xml:space="preserve">토큰의 사용자와 </w:t>
+            </w:r>
+            <w:r>
+              <w:rPr>
+                <w:rFonts w:ascii="맑은 고딕" w:hAnsi="맑은 고딕" w:eastAsia="맑은 고딕" w:cs="맑은 고딕"/>
+                <w:b/>
+                <w:color w:val="1F3864"/>
+                <w:sz w:val="19"/>
+                <w:szCs w:val="19"/>
+              </w:rPr>
+              <w:t>userId</w:t>
+            </w:r>
+            <w:r>
+              <w:rPr>
+                <w:rFonts w:ascii="맑은 고딕" w:hAnsi="맑은 고딕" w:eastAsia="맑은 고딕" w:cs="맑은 고딕"/>
+                <w:sz w:val="19"/>
+                <w:szCs w:val="19"/>
+              </w:rPr>
+              <w:t>가 다르거나 서버 간 토큰이 없다</w:t>
+            </w:r>
+          </w:p>
+        </w:tc>
+        <w:tc>
+          <w:tcPr>
+            <w:tcW w:w="3826" w:type="dxa"/>
+            <w:tcBorders>
+              <w:top w:val="single" w:sz="4" w:space="0" w:color="BFBFBF"/>
+              <w:left w:val="single" w:sz="4" w:space="0" w:color="BFBFBF"/>
+              <w:bottom w:val="single" w:sz="4" w:space="0" w:color="BFBFBF"/>
+              <w:right w:val="single" w:sz="4" w:space="0" w:color="BFBFBF"/>
+            </w:tcBorders>
+            <w:tcMar>
+              <w:top w:w="80" w:type="dxa"/>
+              <w:left w:w="100" w:type="dxa"/>
+              <w:bottom w:w="80" w:type="dxa"/>
+              <w:right w:w="100" w:type="dxa"/>
+            </w:tcMar>
+          </w:tcPr>
+          <w:p>
+            <w:pPr>
+              <w:spacing w:before="0" w:after="30" w:line="300" w:lineRule="auto"/>
+              <w:rPr>
+                <w:rFonts w:ascii="맑은 고딕" w:hAnsi="맑은 고딕" w:eastAsia="맑은 고딕" w:cs="맑은 고딕"/>
+                <w:sz w:val="19"/>
+                <w:szCs w:val="19"/>
+              </w:rPr>
+            </w:pPr>
+            <w:r>
+              <w:rPr>
+                <w:rFonts w:ascii="맑은 고딕" w:hAnsi="맑은 고딕" w:eastAsia="맑은 고딕" w:cs="맑은 고딕"/>
+                <w:b/>
+                <w:color w:val="1F3864"/>
+                <w:sz w:val="19"/>
+                <w:szCs w:val="19"/>
+              </w:rPr>
+              <w:t>user_id</w:t>
+            </w:r>
+            <w:r>
+              <w:rPr>
+                <w:rFonts w:ascii="맑은 고딕" w:hAnsi="맑은 고딕" w:eastAsia="맑은 고딕" w:cs="맑은 고딕"/>
+                <w:sz w:val="19"/>
+                <w:szCs w:val="19"/>
+              </w:rPr>
+              <w:t xml:space="preserve">를 로그인 응답의 </w:t>
+            </w:r>
+            <w:r>
+              <w:rPr>
+                <w:rFonts w:ascii="맑은 고딕" w:hAnsi="맑은 고딕" w:eastAsia="맑은 고딕" w:cs="맑은 고딕"/>
+                <w:b/>
+                <w:color w:val="1F3864"/>
+                <w:sz w:val="19"/>
+                <w:szCs w:val="19"/>
+              </w:rPr>
+              <w:t>id</w:t>
+            </w:r>
+            <w:r>
+              <w:rPr>
+                <w:rFonts w:ascii="맑은 고딕" w:hAnsi="맑은 고딕" w:eastAsia="맑은 고딕" w:cs="맑은 고딕"/>
+                <w:sz w:val="19"/>
+                <w:szCs w:val="19"/>
+              </w:rPr>
+              <w:t xml:space="preserve">와 같게 하고, 토큰을 서버가 넣는지 확인 (타인의 </w:t>
+            </w:r>
+            <w:r>
+              <w:rPr>
+                <w:rFonts w:ascii="맑은 고딕" w:hAnsi="맑은 고딕" w:eastAsia="맑은 고딕" w:cs="맑은 고딕"/>
+                <w:b/>
+                <w:color w:val="1F3864"/>
+                <w:sz w:val="19"/>
+                <w:szCs w:val="19"/>
+              </w:rPr>
+              <w:t>userId</w:t>
+            </w:r>
+            <w:r>
+              <w:rPr>
+                <w:rFonts w:ascii="맑은 고딕" w:hAnsi="맑은 고딕" w:eastAsia="맑은 고딕" w:cs="맑은 고딕"/>
+                <w:sz w:val="19"/>
+                <w:szCs w:val="19"/>
+              </w:rPr>
+              <w:t>는 403이 정상)</w:t>
+            </w:r>
+          </w:p>
+        </w:tc>
+      </w:tr>
+      <w:tr>
+        <w:trPr>
+          <w:cantSplit/>
+        </w:trPr>
+        <w:tc>
+          <w:tcPr>
+            <w:tcW w:w="2700" w:type="dxa"/>
+            <w:tcBorders>
+              <w:top w:val="single" w:sz="4" w:space="0" w:color="BFBFBF"/>
+              <w:left w:val="single" w:sz="4" w:space="0" w:color="BFBFBF"/>
+              <w:bottom w:val="single" w:sz="4" w:space="0" w:color="BFBFBF"/>
+              <w:right w:val="single" w:sz="4" w:space="0" w:color="BFBFBF"/>
+            </w:tcBorders>
+            <w:tcMar>
+              <w:top w:w="80" w:type="dxa"/>
+              <w:left w:w="100" w:type="dxa"/>
+              <w:bottom w:w="80" w:type="dxa"/>
+              <w:right w:w="100" w:type="dxa"/>
+            </w:tcMar>
+          </w:tcPr>
+          <w:p>
+            <w:pPr>
+              <w:spacing w:before="0" w:after="30" w:line="300" w:lineRule="auto"/>
+              <w:rPr>
+                <w:rFonts w:ascii="맑은 고딕" w:hAnsi="맑은 고딕" w:eastAsia="맑은 고딕" w:cs="맑은 고딕"/>
+                <w:sz w:val="19"/>
+                <w:szCs w:val="19"/>
+              </w:rPr>
+            </w:pPr>
+            <w:r>
+              <w:rPr>
+                <w:rFonts w:ascii="맑은 고딕" w:hAnsi="맑은 고딕" w:eastAsia="맑은 고딕" w:cs="맑은 고딕"/>
+                <w:sz w:val="19"/>
+                <w:szCs w:val="19"/>
+              </w:rPr>
+              <w:t>비중 합이 100이 아니다</w:t>
+            </w:r>
+          </w:p>
+        </w:tc>
+        <w:tc>
+          <w:tcPr>
+            <w:tcW w:w="2500" w:type="dxa"/>
+            <w:tcBorders>
+              <w:top w:val="single" w:sz="4" w:space="0" w:color="BFBFBF"/>
+              <w:left w:val="single" w:sz="4" w:space="0" w:color="BFBFBF"/>
+              <w:bottom w:val="single" w:sz="4" w:space="0" w:color="BFBFBF"/>
+              <w:right w:val="single" w:sz="4" w:space="0" w:color="BFBFBF"/>
+            </w:tcBorders>
+            <w:tcMar>
+              <w:top w:w="80" w:type="dxa"/>
+              <w:left w:w="100" w:type="dxa"/>
+              <w:bottom w:w="80" w:type="dxa"/>
+              <w:right w:w="100" w:type="dxa"/>
+            </w:tcMar>
+          </w:tcPr>
+          <w:p>
+            <w:pPr>
+              <w:spacing w:before="0" w:after="30" w:line="300" w:lineRule="auto"/>
+              <w:rPr>
+                <w:rFonts w:ascii="맑은 고딕" w:hAnsi="맑은 고딕" w:eastAsia="맑은 고딕" w:cs="맑은 고딕"/>
+                <w:sz w:val="19"/>
+                <w:szCs w:val="19"/>
+              </w:rPr>
+            </w:pPr>
+            <w:r>
+              <w:rPr>
+                <w:rFonts w:ascii="맑은 고딕" w:hAnsi="맑은 고딕" w:eastAsia="맑은 고딕" w:cs="맑은 고딕"/>
+                <w:sz w:val="19"/>
+                <w:szCs w:val="19"/>
+              </w:rPr>
+              <w:t>소수 반올림 또는 시세 누락 종목</w:t>
+            </w:r>
+          </w:p>
+        </w:tc>
+        <w:tc>
+          <w:tcPr>
+            <w:tcW w:w="3826" w:type="dxa"/>
+            <w:tcBorders>
+              <w:top w:val="single" w:sz="4" w:space="0" w:color="BFBFBF"/>
+              <w:left w:val="single" w:sz="4" w:space="0" w:color="BFBFBF"/>
+              <w:bottom w:val="single" w:sz="4" w:space="0" w:color="BFBFBF"/>
+              <w:right w:val="single" w:sz="4" w:space="0" w:color="BFBFBF"/>
+            </w:tcBorders>
+            <w:tcMar>
+              <w:top w:w="80" w:type="dxa"/>
+              <w:left w:w="100" w:type="dxa"/>
+              <w:bottom w:w="80" w:type="dxa"/>
+              <w:right w:w="100" w:type="dxa"/>
+            </w:tcMar>
+          </w:tcPr>
+          <w:p>
+            <w:pPr>
+              <w:spacing w:before="0" w:after="30" w:line="300" w:lineRule="auto"/>
+              <w:rPr>
+                <w:rFonts w:ascii="맑은 고딕" w:hAnsi="맑은 고딕" w:eastAsia="맑은 고딕" w:cs="맑은 고딕"/>
+                <w:sz w:val="19"/>
+                <w:szCs w:val="19"/>
+              </w:rPr>
+            </w:pPr>
+            <w:r>
+              <w:rPr>
+                <w:rFonts w:ascii="맑은 고딕" w:hAnsi="맑은 고딕" w:eastAsia="맑은 고딕" w:cs="맑은 고딕"/>
+                <w:b/>
+                <w:color w:val="1F3864"/>
+                <w:sz w:val="19"/>
+                <w:szCs w:val="19"/>
+              </w:rPr>
+              <w:t>missing</w:t>
+            </w:r>
+            <w:r>
+              <w:rPr>
+                <w:rFonts w:ascii="맑은 고딕" w:hAnsi="맑은 고딕" w:eastAsia="맑은 고딕" w:cs="맑은 고딕"/>
+                <w:sz w:val="19"/>
+                <w:szCs w:val="19"/>
+              </w:rPr>
+              <w:t xml:space="preserve"> 목록을 확인하고, 합계는 반올림 오차를 허용하는 테스트로 고정</w:t>
             </w:r>
           </w:p>
         </w:tc>
